--- a/Doc11.docx
+++ b/Doc11.docx
@@ -578,11 +578,27 @@
       </w:r>
       <w:r>
         <w:br/>
-        <w:t>@app.route("/")</w:t>
-      </w:r>
-      <w:r>
-        <w:br/>
-        <w:t>def hello():</w:t>
+        <w:t>@</w:t>
+      </w:r>
+      <w:proofErr w:type="gramStart"/>
+      <w:r>
+        <w:t>app.route</w:t>
+      </w:r>
+      <w:proofErr w:type="gramEnd"/>
+      <w:r>
+        <w:t>("/")</w:t>
+      </w:r>
+      <w:r>
+        <w:br/>
+        <w:t xml:space="preserve">def </w:t>
+      </w:r>
+      <w:proofErr w:type="gramStart"/>
+      <w:r>
+        <w:t>hello(</w:t>
+      </w:r>
+      <w:proofErr w:type="gramEnd"/>
+      <w:r>
+        <w:t>):</w:t>
       </w:r>
       <w:r>
         <w:br/>
@@ -597,7 +613,15 @@
       </w:r>
       <w:r>
         <w:br/>
-        <w:t xml:space="preserve">    app.run(host="0.0.0.0", port=5000)</w:t>
+        <w:t xml:space="preserve">    </w:t>
+      </w:r>
+      <w:proofErr w:type="gramStart"/>
+      <w:r>
+        <w:t>app.run(</w:t>
+      </w:r>
+      <w:proofErr w:type="gramEnd"/>
+      <w:r>
+        <w:t>host="0.0.0.0", port=5000)</w:t>
       </w:r>
     </w:p>
     <w:p>
@@ -665,8 +689,13 @@
       </w:r>
       <w:r>
         <w:br/>
-        <w:t>COPY requirements.txt .</w:t>
-      </w:r>
+        <w:t xml:space="preserve">COPY </w:t>
+      </w:r>
+      <w:proofErr w:type="gramStart"/>
+      <w:r>
+        <w:t>requirements.txt .</w:t>
+      </w:r>
+      <w:proofErr w:type="gramEnd"/>
       <w:r>
         <w:br/>
         <w:t>RUN pip install -r requirements.txt</w:t>
@@ -676,7 +705,14 @@
       </w:r>
       <w:r>
         <w:br/>
-        <w:t>COPY . .</w:t>
+      </w:r>
+      <w:proofErr w:type="gramStart"/>
+      <w:r>
+        <w:t>COPY .</w:t>
+      </w:r>
+      <w:proofErr w:type="gramEnd"/>
+      <w:r>
+        <w:t xml:space="preserve"> .</w:t>
       </w:r>
       <w:r>
         <w:br/>
@@ -718,8 +754,13 @@
     </w:p>
     <w:p>
       <w:r>
-        <w:t>docker build -t mani-app .</w:t>
-      </w:r>
+        <w:t>docker build -t mani-</w:t>
+      </w:r>
+      <w:proofErr w:type="gramStart"/>
+      <w:r>
+        <w:t>app .</w:t>
+      </w:r>
+      <w:proofErr w:type="gramEnd"/>
       <w:r>
         <w:br/>
         <w:t>docker run -p 5000:5000 mani-app</w:t>
@@ -772,7 +813,7 @@
           <w:noProof/>
         </w:rPr>
         <w:drawing>
-          <wp:inline distT="0" distB="0" distL="0" distR="0" wp14:anchorId="5DDE31B1" wp14:editId="2E9053E2">
+          <wp:inline distT="0" distB="0" distL="0" distR="0" wp14:anchorId="5DDE31B1" wp14:editId="7335506D">
             <wp:extent cx="5731510" cy="2392045"/>
             <wp:effectExtent l="0" t="0" r="2540" b="8255"/>
             <wp:docPr id="338442590" name="Picture 12"/>
@@ -882,7 +923,7 @@
           <w:noProof/>
         </w:rPr>
         <w:drawing>
-          <wp:inline distT="0" distB="0" distL="0" distR="0" wp14:anchorId="211003E9" wp14:editId="07BB1138">
+          <wp:inline distT="0" distB="0" distL="0" distR="0" wp14:anchorId="211003E9" wp14:editId="620EF762">
             <wp:extent cx="5731510" cy="1903095"/>
             <wp:effectExtent l="0" t="0" r="2540" b="1905"/>
             <wp:docPr id="633204301" name="Picture 10"/>
@@ -1011,8 +1052,13 @@
       </w:r>
       <w:r>
         <w:br/>
-        <w:t>git add .</w:t>
-      </w:r>
+        <w:t xml:space="preserve">git </w:t>
+      </w:r>
+      <w:proofErr w:type="gramStart"/>
+      <w:r>
+        <w:t>add .</w:t>
+      </w:r>
+      <w:proofErr w:type="gramEnd"/>
       <w:r>
         <w:br/>
         <w:t>git commit -m "initial commit"</w:t>
@@ -1178,7 +1224,7 @@
           <w:noProof/>
         </w:rPr>
         <w:drawing>
-          <wp:inline distT="0" distB="0" distL="0" distR="0" wp14:anchorId="062574A3" wp14:editId="48B2A043">
+          <wp:inline distT="0" distB="0" distL="0" distR="0" wp14:anchorId="062574A3" wp14:editId="7D708E45">
             <wp:extent cx="5731510" cy="2505710"/>
             <wp:effectExtent l="0" t="0" r="2540" b="8890"/>
             <wp:docPr id="279535910" name="Picture 29"/>
@@ -1861,7 +1907,15 @@
     </w:p>
     <w:p>
       <w:r>
-        <w:t>mkdir -p .github/workflows</w:t>
+        <w:t>mkdir -</w:t>
+      </w:r>
+      <w:proofErr w:type="gramStart"/>
+      <w:r>
+        <w:t>p .github</w:t>
+      </w:r>
+      <w:proofErr w:type="gramEnd"/>
+      <w:r>
+        <w:t>/workflows</w:t>
       </w:r>
     </w:p>
     <w:p>
@@ -2010,10 +2064,7 @@
         <w:t xml:space="preserve">          docker login --username AWS --password-stdin</w:t>
       </w:r>
       <w:r>
-        <w:t xml:space="preserve"> </w:t>
-      </w:r>
-      <w:r>
-        <w:t>447633182123</w:t>
+        <w:t xml:space="preserve"> 447633182123</w:t>
       </w:r>
       <w:r>
         <w:t>.dkr.ecr.</w:t>
@@ -2148,8 +2199,13 @@
     </w:p>
     <w:p>
       <w:r>
-        <w:t>git add .</w:t>
-      </w:r>
+        <w:t xml:space="preserve">git </w:t>
+      </w:r>
+      <w:proofErr w:type="gramStart"/>
+      <w:r>
+        <w:t>add .</w:t>
+      </w:r>
+      <w:proofErr w:type="gramEnd"/>
       <w:r>
         <w:br/>
         <w:t>git commit -m "added pipeline"</w:t>
@@ -2252,7 +2308,7 @@
         </w:rPr>
         <w:lastRenderedPageBreak/>
         <w:drawing>
-          <wp:inline distT="0" distB="0" distL="0" distR="0" wp14:anchorId="20CBD34B" wp14:editId="143B798C">
+          <wp:inline distT="0" distB="0" distL="0" distR="0" wp14:anchorId="20CBD34B" wp14:editId="52B82502">
             <wp:extent cx="5731510" cy="3329940"/>
             <wp:effectExtent l="0" t="0" r="2540" b="3810"/>
             <wp:docPr id="643962034" name="Picture 23"/>
@@ -2558,9 +2614,2706 @@
         </w:pict>
       </w:r>
     </w:p>
-    <w:p/>
+    <w:p>
+      <w:pPr>
+        <w:rPr>
+          <w:b/>
+          <w:bCs/>
+        </w:rPr>
+      </w:pPr>
+      <w:r>
+        <w:rPr>
+          <w:rFonts w:ascii="Segoe UI Emoji" w:hAnsi="Segoe UI Emoji" w:cs="Segoe UI Emoji"/>
+          <w:b/>
+          <w:bCs/>
+        </w:rPr>
+        <w:t>🚀</w:t>
+      </w:r>
+      <w:r>
+        <w:rPr>
+          <w:b/>
+          <w:bCs/>
+        </w:rPr>
+        <w:t xml:space="preserve"> PHASE 7 — EKS DEPLOYMENT (AWS GUI WAY)</w:t>
+      </w:r>
+    </w:p>
+    <w:p>
+      <w:pPr>
+        <w:rPr>
+          <w:b/>
+          <w:bCs/>
+        </w:rPr>
+      </w:pPr>
+      <w:r>
+        <w:rPr>
+          <w:rFonts w:ascii="Segoe UI Emoji" w:hAnsi="Segoe UI Emoji" w:cs="Segoe UI Emoji"/>
+          <w:b/>
+          <w:bCs/>
+        </w:rPr>
+        <w:t>🎯</w:t>
+      </w:r>
+      <w:r>
+        <w:rPr>
+          <w:b/>
+          <w:bCs/>
+        </w:rPr>
+        <w:t xml:space="preserve"> Objective</w:t>
+      </w:r>
+    </w:p>
+    <w:p>
+      <w:r>
+        <w:t>Take your image from Amazon Elastic Container Registry</w:t>
+      </w:r>
+      <w:r>
+        <w:br/>
+        <w:t>Deploy it to Amazon Elastic Kubernetes Service</w:t>
+      </w:r>
+      <w:r>
+        <w:br/>
+        <w:t>Expose it via LoadBalancer</w:t>
+      </w:r>
+    </w:p>
+    <w:p>
+      <w:r>
+        <w:pict w14:anchorId="5E6527B7">
+          <v:rect id="_x0000_i1057" style="width:0;height:1.5pt" o:hralign="center" o:hrstd="t" o:hr="t" fillcolor="#a0a0a0" stroked="f"/>
+        </w:pict>
+      </w:r>
+    </w:p>
+    <w:p>
+      <w:pPr>
+        <w:rPr>
+          <w:b/>
+          <w:bCs/>
+        </w:rPr>
+      </w:pPr>
+      <w:r>
+        <w:rPr>
+          <w:rFonts w:ascii="Segoe UI Emoji" w:hAnsi="Segoe UI Emoji" w:cs="Segoe UI Emoji"/>
+          <w:b/>
+          <w:bCs/>
+        </w:rPr>
+        <w:t>🧭</w:t>
+      </w:r>
+      <w:r>
+        <w:rPr>
+          <w:b/>
+          <w:bCs/>
+        </w:rPr>
+        <w:t xml:space="preserve"> STEP 7.1 — CREATE EKS CLUSTER (GUI)</w:t>
+      </w:r>
+    </w:p>
+    <w:p>
+      <w:r>
+        <w:rPr>
+          <w:noProof/>
+        </w:rPr>
+        <w:drawing>
+          <wp:inline distT="0" distB="0" distL="0" distR="0" wp14:anchorId="69B18EB0" wp14:editId="2042175D">
+            <wp:extent cx="5731510" cy="2485390"/>
+            <wp:effectExtent l="0" t="0" r="2540" b="0"/>
+            <wp:docPr id="704771162" name="Picture 24"/>
+            <wp:cNvGraphicFramePr>
+              <a:graphicFrameLocks xmlns:a="http://schemas.openxmlformats.org/drawingml/2006/main" noChangeAspect="1"/>
+            </wp:cNvGraphicFramePr>
+            <a:graphic xmlns:a="http://schemas.openxmlformats.org/drawingml/2006/main">
+              <a:graphicData uri="http://schemas.openxmlformats.org/drawingml/2006/picture">
+                <pic:pic xmlns:pic="http://schemas.openxmlformats.org/drawingml/2006/picture">
+                  <pic:nvPicPr>
+                    <pic:cNvPr id="0" name="Picture 208"/>
+                    <pic:cNvPicPr>
+                      <a:picLocks noChangeAspect="1" noChangeArrowheads="1"/>
+                    </pic:cNvPicPr>
+                  </pic:nvPicPr>
+                  <pic:blipFill>
+                    <a:blip r:embed="rId22">
+                      <a:extLst>
+                        <a:ext uri="{28A0092B-C50C-407E-A947-70E740481C1C}">
+                          <a14:useLocalDpi xmlns:a14="http://schemas.microsoft.com/office/drawing/2010/main" val="0"/>
+                        </a:ext>
+                      </a:extLst>
+                    </a:blip>
+                    <a:srcRect/>
+                    <a:stretch>
+                      <a:fillRect/>
+                    </a:stretch>
+                  </pic:blipFill>
+                  <pic:spPr bwMode="auto">
+                    <a:xfrm>
+                      <a:off x="0" y="0"/>
+                      <a:ext cx="5731510" cy="2485390"/>
+                    </a:xfrm>
+                    <a:prstGeom prst="rect">
+                      <a:avLst/>
+                    </a:prstGeom>
+                    <a:noFill/>
+                    <a:ln>
+                      <a:noFill/>
+                    </a:ln>
+                  </pic:spPr>
+                </pic:pic>
+              </a:graphicData>
+            </a:graphic>
+          </wp:inline>
+        </w:drawing>
+      </w:r>
+    </w:p>
+    <w:p>
+      <w:r>
+        <w:rPr>
+          <w:noProof/>
+        </w:rPr>
+        <w:lastRenderedPageBreak/>
+        <w:drawing>
+          <wp:inline distT="0" distB="0" distL="0" distR="0" wp14:anchorId="5BBBF5C4" wp14:editId="1928F127">
+            <wp:extent cx="5731510" cy="3224530"/>
+            <wp:effectExtent l="0" t="0" r="2540" b="0"/>
+            <wp:docPr id="999270106" name="Picture 23"/>
+            <wp:cNvGraphicFramePr>
+              <a:graphicFrameLocks xmlns:a="http://schemas.openxmlformats.org/drawingml/2006/main" noChangeAspect="1"/>
+            </wp:cNvGraphicFramePr>
+            <a:graphic xmlns:a="http://schemas.openxmlformats.org/drawingml/2006/main">
+              <a:graphicData uri="http://schemas.openxmlformats.org/drawingml/2006/picture">
+                <pic:pic xmlns:pic="http://schemas.openxmlformats.org/drawingml/2006/picture">
+                  <pic:nvPicPr>
+                    <pic:cNvPr id="0" name="Picture 209"/>
+                    <pic:cNvPicPr>
+                      <a:picLocks noChangeAspect="1" noChangeArrowheads="1"/>
+                    </pic:cNvPicPr>
+                  </pic:nvPicPr>
+                  <pic:blipFill>
+                    <a:blip r:embed="rId23" cstate="print">
+                      <a:extLst>
+                        <a:ext uri="{28A0092B-C50C-407E-A947-70E740481C1C}">
+                          <a14:useLocalDpi xmlns:a14="http://schemas.microsoft.com/office/drawing/2010/main" val="0"/>
+                        </a:ext>
+                      </a:extLst>
+                    </a:blip>
+                    <a:srcRect/>
+                    <a:stretch>
+                      <a:fillRect/>
+                    </a:stretch>
+                  </pic:blipFill>
+                  <pic:spPr bwMode="auto">
+                    <a:xfrm>
+                      <a:off x="0" y="0"/>
+                      <a:ext cx="5731510" cy="3224530"/>
+                    </a:xfrm>
+                    <a:prstGeom prst="rect">
+                      <a:avLst/>
+                    </a:prstGeom>
+                    <a:noFill/>
+                    <a:ln>
+                      <a:noFill/>
+                    </a:ln>
+                  </pic:spPr>
+                </pic:pic>
+              </a:graphicData>
+            </a:graphic>
+          </wp:inline>
+        </w:drawing>
+      </w:r>
+    </w:p>
+    <w:p>
+      <w:r>
+        <w:rPr>
+          <w:noProof/>
+        </w:rPr>
+        <w:lastRenderedPageBreak/>
+        <w:drawing>
+          <wp:inline distT="0" distB="0" distL="0" distR="0" wp14:anchorId="54D03565" wp14:editId="68E012BD">
+            <wp:extent cx="5731510" cy="7642225"/>
+            <wp:effectExtent l="0" t="0" r="2540" b="0"/>
+            <wp:docPr id="1634429538" name="Picture 22"/>
+            <wp:cNvGraphicFramePr>
+              <a:graphicFrameLocks xmlns:a="http://schemas.openxmlformats.org/drawingml/2006/main" noChangeAspect="1"/>
+            </wp:cNvGraphicFramePr>
+            <a:graphic xmlns:a="http://schemas.openxmlformats.org/drawingml/2006/main">
+              <a:graphicData uri="http://schemas.openxmlformats.org/drawingml/2006/picture">
+                <pic:pic xmlns:pic="http://schemas.openxmlformats.org/drawingml/2006/picture">
+                  <pic:nvPicPr>
+                    <pic:cNvPr id="0" name="Picture 210"/>
+                    <pic:cNvPicPr>
+                      <a:picLocks noChangeAspect="1" noChangeArrowheads="1"/>
+                    </pic:cNvPicPr>
+                  </pic:nvPicPr>
+                  <pic:blipFill>
+                    <a:blip r:embed="rId24">
+                      <a:extLst>
+                        <a:ext uri="{28A0092B-C50C-407E-A947-70E740481C1C}">
+                          <a14:useLocalDpi xmlns:a14="http://schemas.microsoft.com/office/drawing/2010/main" val="0"/>
+                        </a:ext>
+                      </a:extLst>
+                    </a:blip>
+                    <a:srcRect/>
+                    <a:stretch>
+                      <a:fillRect/>
+                    </a:stretch>
+                  </pic:blipFill>
+                  <pic:spPr bwMode="auto">
+                    <a:xfrm>
+                      <a:off x="0" y="0"/>
+                      <a:ext cx="5731510" cy="7642225"/>
+                    </a:xfrm>
+                    <a:prstGeom prst="rect">
+                      <a:avLst/>
+                    </a:prstGeom>
+                    <a:noFill/>
+                    <a:ln>
+                      <a:noFill/>
+                    </a:ln>
+                  </pic:spPr>
+                </pic:pic>
+              </a:graphicData>
+            </a:graphic>
+          </wp:inline>
+        </w:drawing>
+      </w:r>
+    </w:p>
+    <w:p>
+      <w:r>
+        <w:t>7</w:t>
+      </w:r>
+    </w:p>
+    <w:p>
+      <w:pPr>
+        <w:rPr>
+          <w:b/>
+          <w:bCs/>
+        </w:rPr>
+      </w:pPr>
+      <w:r>
+        <w:rPr>
+          <w:rFonts w:ascii="Segoe UI Emoji" w:hAnsi="Segoe UI Emoji" w:cs="Segoe UI Emoji"/>
+          <w:b/>
+          <w:bCs/>
+        </w:rPr>
+        <w:t>👉</w:t>
+      </w:r>
+      <w:r>
+        <w:rPr>
+          <w:b/>
+          <w:bCs/>
+        </w:rPr>
+        <w:t xml:space="preserve"> Go to:</w:t>
+      </w:r>
+    </w:p>
+    <w:p>
+      <w:r>
+        <w:t>AWS Console → EKS → Create Cluster</w:t>
+      </w:r>
+    </w:p>
+    <w:p>
+      <w:pPr>
+        <w:rPr>
+          <w:b/>
+          <w:bCs/>
+        </w:rPr>
+      </w:pPr>
+      <w:r>
+        <w:rPr>
+          <w:b/>
+          <w:bCs/>
+        </w:rPr>
+        <w:t>Fill:</w:t>
+      </w:r>
+    </w:p>
+    <w:p>
+      <w:r>
+        <w:lastRenderedPageBreak/>
+        <w:t>Cluster Name: mani-eks-cluster</w:t>
+      </w:r>
+      <w:r>
+        <w:br/>
+        <w:t>Kubernetes Version: default</w:t>
+      </w:r>
+      <w:r>
+        <w:br/>
+        <w:t>Cluster IAM Role: Create new role</w:t>
+      </w:r>
+    </w:p>
+    <w:p>
+      <w:r>
+        <w:pict w14:anchorId="529D51AF">
+          <v:rect id="_x0000_i1058" style="width:0;height:1.5pt" o:hralign="center" o:hrstd="t" o:hr="t" fillcolor="#a0a0a0" stroked="f"/>
+        </w:pict>
+      </w:r>
+    </w:p>
+    <w:p>
+      <w:pPr>
+        <w:rPr>
+          <w:b/>
+          <w:bCs/>
+        </w:rPr>
+      </w:pPr>
+      <w:r>
+        <w:rPr>
+          <w:b/>
+          <w:bCs/>
+        </w:rPr>
+        <w:t>Networking:</w:t>
+      </w:r>
+    </w:p>
+    <w:p>
+      <w:pPr>
+        <w:numPr>
+          <w:ilvl w:val="0"/>
+          <w:numId w:val="4"/>
+        </w:numPr>
+      </w:pPr>
+      <w:r>
+        <w:t xml:space="preserve">Select default VPC OR existing VPC </w:t>
+      </w:r>
+    </w:p>
+    <w:p>
+      <w:pPr>
+        <w:numPr>
+          <w:ilvl w:val="0"/>
+          <w:numId w:val="4"/>
+        </w:numPr>
+      </w:pPr>
+      <w:r>
+        <w:t xml:space="preserve">Select 2–3 subnets </w:t>
+      </w:r>
+    </w:p>
+    <w:p>
+      <w:pPr>
+        <w:numPr>
+          <w:ilvl w:val="0"/>
+          <w:numId w:val="4"/>
+        </w:numPr>
+      </w:pPr>
+      <w:r>
+        <w:t xml:space="preserve">Public endpoint → ENABLE </w:t>
+      </w:r>
+    </w:p>
+    <w:p>
+      <w:r>
+        <w:pict w14:anchorId="78539949">
+          <v:rect id="_x0000_i1059" style="width:0;height:1.5pt" o:hralign="center" o:hrstd="t" o:hr="t" fillcolor="#a0a0a0" stroked="f"/>
+        </w:pict>
+      </w:r>
+    </w:p>
+    <w:p>
+      <w:r>
+        <w:rPr>
+          <w:rFonts w:ascii="Segoe UI Emoji" w:hAnsi="Segoe UI Emoji" w:cs="Segoe UI Emoji"/>
+        </w:rPr>
+        <w:t>👉</w:t>
+      </w:r>
+      <w:r>
+        <w:t xml:space="preserve"> Click </w:t>
+      </w:r>
+      <w:r>
+        <w:rPr>
+          <w:b/>
+          <w:bCs/>
+        </w:rPr>
+        <w:t>Create Cluster</w:t>
+      </w:r>
+    </w:p>
+    <w:p>
+      <w:r>
+        <w:rPr>
+          <w:rFonts w:ascii="Segoe UI Emoji" w:hAnsi="Segoe UI Emoji" w:cs="Segoe UI Emoji"/>
+        </w:rPr>
+        <w:t>⏳</w:t>
+      </w:r>
+      <w:r>
+        <w:t xml:space="preserve"> Takes ~10–15 mins</w:t>
+      </w:r>
+    </w:p>
+    <w:p>
+      <w:r>
+        <w:pict w14:anchorId="3A2C893F">
+          <v:rect id="_x0000_i1060" style="width:0;height:1.5pt" o:hralign="center" o:hrstd="t" o:hr="t" fillcolor="#a0a0a0" stroked="f"/>
+        </w:pict>
+      </w:r>
+    </w:p>
+    <w:p>
+      <w:pPr>
+        <w:rPr>
+          <w:b/>
+          <w:bCs/>
+        </w:rPr>
+      </w:pPr>
+      <w:r>
+        <w:rPr>
+          <w:rFonts w:ascii="Segoe UI Emoji" w:hAnsi="Segoe UI Emoji" w:cs="Segoe UI Emoji"/>
+          <w:b/>
+          <w:bCs/>
+        </w:rPr>
+        <w:t>🧭</w:t>
+      </w:r>
+      <w:r>
+        <w:rPr>
+          <w:b/>
+          <w:bCs/>
+        </w:rPr>
+        <w:t xml:space="preserve"> STEP 7.2 — CREATE NODE GROUP (THIS = ASG)</w:t>
+      </w:r>
+    </w:p>
+    <w:p>
+      <w:r>
+        <w:rPr>
+          <w:noProof/>
+        </w:rPr>
+        <w:drawing>
+          <wp:inline distT="0" distB="0" distL="0" distR="0" wp14:anchorId="5999F5F3" wp14:editId="1E8467B3">
+            <wp:extent cx="5731510" cy="2799080"/>
+            <wp:effectExtent l="0" t="0" r="2540" b="1270"/>
+            <wp:docPr id="1493402841" name="Picture 21"/>
+            <wp:cNvGraphicFramePr>
+              <a:graphicFrameLocks xmlns:a="http://schemas.openxmlformats.org/drawingml/2006/main" noChangeAspect="1"/>
+            </wp:cNvGraphicFramePr>
+            <a:graphic xmlns:a="http://schemas.openxmlformats.org/drawingml/2006/main">
+              <a:graphicData uri="http://schemas.openxmlformats.org/drawingml/2006/picture">
+                <pic:pic xmlns:pic="http://schemas.openxmlformats.org/drawingml/2006/picture">
+                  <pic:nvPicPr>
+                    <pic:cNvPr id="0" name="Picture 214"/>
+                    <pic:cNvPicPr>
+                      <a:picLocks noChangeAspect="1" noChangeArrowheads="1"/>
+                    </pic:cNvPicPr>
+                  </pic:nvPicPr>
+                  <pic:blipFill>
+                    <a:blip r:embed="rId25">
+                      <a:extLst>
+                        <a:ext uri="{28A0092B-C50C-407E-A947-70E740481C1C}">
+                          <a14:useLocalDpi xmlns:a14="http://schemas.microsoft.com/office/drawing/2010/main" val="0"/>
+                        </a:ext>
+                      </a:extLst>
+                    </a:blip>
+                    <a:srcRect/>
+                    <a:stretch>
+                      <a:fillRect/>
+                    </a:stretch>
+                  </pic:blipFill>
+                  <pic:spPr bwMode="auto">
+                    <a:xfrm>
+                      <a:off x="0" y="0"/>
+                      <a:ext cx="5731510" cy="2799080"/>
+                    </a:xfrm>
+                    <a:prstGeom prst="rect">
+                      <a:avLst/>
+                    </a:prstGeom>
+                    <a:noFill/>
+                    <a:ln>
+                      <a:noFill/>
+                    </a:ln>
+                  </pic:spPr>
+                </pic:pic>
+              </a:graphicData>
+            </a:graphic>
+          </wp:inline>
+        </w:drawing>
+      </w:r>
+    </w:p>
+    <w:p>
+      <w:r>
+        <w:rPr>
+          <w:noProof/>
+        </w:rPr>
+        <w:lastRenderedPageBreak/>
+        <w:drawing>
+          <wp:inline distT="0" distB="0" distL="0" distR="0" wp14:anchorId="027D50BC" wp14:editId="0E0B2AA4">
+            <wp:extent cx="5731510" cy="5402580"/>
+            <wp:effectExtent l="0" t="0" r="2540" b="7620"/>
+            <wp:docPr id="1249292417" name="Picture 20"/>
+            <wp:cNvGraphicFramePr>
+              <a:graphicFrameLocks xmlns:a="http://schemas.openxmlformats.org/drawingml/2006/main" noChangeAspect="1"/>
+            </wp:cNvGraphicFramePr>
+            <a:graphic xmlns:a="http://schemas.openxmlformats.org/drawingml/2006/main">
+              <a:graphicData uri="http://schemas.openxmlformats.org/drawingml/2006/picture">
+                <pic:pic xmlns:pic="http://schemas.openxmlformats.org/drawingml/2006/picture">
+                  <pic:nvPicPr>
+                    <pic:cNvPr id="0" name="Picture 215"/>
+                    <pic:cNvPicPr>
+                      <a:picLocks noChangeAspect="1" noChangeArrowheads="1"/>
+                    </pic:cNvPicPr>
+                  </pic:nvPicPr>
+                  <pic:blipFill>
+                    <a:blip r:embed="rId26">
+                      <a:extLst>
+                        <a:ext uri="{28A0092B-C50C-407E-A947-70E740481C1C}">
+                          <a14:useLocalDpi xmlns:a14="http://schemas.microsoft.com/office/drawing/2010/main" val="0"/>
+                        </a:ext>
+                      </a:extLst>
+                    </a:blip>
+                    <a:srcRect/>
+                    <a:stretch>
+                      <a:fillRect/>
+                    </a:stretch>
+                  </pic:blipFill>
+                  <pic:spPr bwMode="auto">
+                    <a:xfrm>
+                      <a:off x="0" y="0"/>
+                      <a:ext cx="5731510" cy="5402580"/>
+                    </a:xfrm>
+                    <a:prstGeom prst="rect">
+                      <a:avLst/>
+                    </a:prstGeom>
+                    <a:noFill/>
+                    <a:ln>
+                      <a:noFill/>
+                    </a:ln>
+                  </pic:spPr>
+                </pic:pic>
+              </a:graphicData>
+            </a:graphic>
+          </wp:inline>
+        </w:drawing>
+      </w:r>
+    </w:p>
+    <w:p>
+      <w:r>
+        <w:rPr>
+          <w:noProof/>
+        </w:rPr>
+        <w:lastRenderedPageBreak/>
+        <w:drawing>
+          <wp:inline distT="0" distB="0" distL="0" distR="0" wp14:anchorId="1C8EED87" wp14:editId="629AA6B6">
+            <wp:extent cx="5731510" cy="4227830"/>
+            <wp:effectExtent l="0" t="0" r="2540" b="1270"/>
+            <wp:docPr id="785487742" name="Picture 19"/>
+            <wp:cNvGraphicFramePr>
+              <a:graphicFrameLocks xmlns:a="http://schemas.openxmlformats.org/drawingml/2006/main" noChangeAspect="1"/>
+            </wp:cNvGraphicFramePr>
+            <a:graphic xmlns:a="http://schemas.openxmlformats.org/drawingml/2006/main">
+              <a:graphicData uri="http://schemas.openxmlformats.org/drawingml/2006/picture">
+                <pic:pic xmlns:pic="http://schemas.openxmlformats.org/drawingml/2006/picture">
+                  <pic:nvPicPr>
+                    <pic:cNvPr id="0" name="Picture 216"/>
+                    <pic:cNvPicPr>
+                      <a:picLocks noChangeAspect="1" noChangeArrowheads="1"/>
+                    </pic:cNvPicPr>
+                  </pic:nvPicPr>
+                  <pic:blipFill>
+                    <a:blip r:embed="rId27">
+                      <a:extLst>
+                        <a:ext uri="{28A0092B-C50C-407E-A947-70E740481C1C}">
+                          <a14:useLocalDpi xmlns:a14="http://schemas.microsoft.com/office/drawing/2010/main" val="0"/>
+                        </a:ext>
+                      </a:extLst>
+                    </a:blip>
+                    <a:srcRect/>
+                    <a:stretch>
+                      <a:fillRect/>
+                    </a:stretch>
+                  </pic:blipFill>
+                  <pic:spPr bwMode="auto">
+                    <a:xfrm>
+                      <a:off x="0" y="0"/>
+                      <a:ext cx="5731510" cy="4227830"/>
+                    </a:xfrm>
+                    <a:prstGeom prst="rect">
+                      <a:avLst/>
+                    </a:prstGeom>
+                    <a:noFill/>
+                    <a:ln>
+                      <a:noFill/>
+                    </a:ln>
+                  </pic:spPr>
+                </pic:pic>
+              </a:graphicData>
+            </a:graphic>
+          </wp:inline>
+        </w:drawing>
+      </w:r>
+    </w:p>
+    <w:p>
+      <w:r>
+        <w:t>6</w:t>
+      </w:r>
+    </w:p>
+    <w:p>
+      <w:r>
+        <w:rPr>
+          <w:rFonts w:ascii="Segoe UI Emoji" w:hAnsi="Segoe UI Emoji" w:cs="Segoe UI Emoji"/>
+        </w:rPr>
+        <w:t>👉</w:t>
+      </w:r>
+      <w:r>
+        <w:t xml:space="preserve"> After cluster is ACTIVE:</w:t>
+      </w:r>
+    </w:p>
+    <w:p>
+      <w:r>
+        <w:t>Go to → Compute → Add Node Group</w:t>
+      </w:r>
+    </w:p>
+    <w:p>
+      <w:r>
+        <w:pict w14:anchorId="323B147C">
+          <v:rect id="_x0000_i1061" style="width:0;height:1.5pt" o:hralign="center" o:hrstd="t" o:hr="t" fillcolor="#a0a0a0" stroked="f"/>
+        </w:pict>
+      </w:r>
+    </w:p>
+    <w:p>
+      <w:pPr>
+        <w:rPr>
+          <w:b/>
+          <w:bCs/>
+        </w:rPr>
+      </w:pPr>
+      <w:r>
+        <w:rPr>
+          <w:b/>
+          <w:bCs/>
+        </w:rPr>
+        <w:t>Fill:</w:t>
+      </w:r>
+    </w:p>
+    <w:p>
+      <w:r>
+        <w:t>Name: mani-node-group</w:t>
+      </w:r>
+      <w:r>
+        <w:br/>
+        <w:t>Instance Type: t</w:t>
+      </w:r>
+      <w:proofErr w:type="gramStart"/>
+      <w:r>
+        <w:t>3.medium</w:t>
+      </w:r>
+      <w:proofErr w:type="gramEnd"/>
+      <w:r>
+        <w:br/>
+        <w:t>AMI: Amazon Linux 2</w:t>
+      </w:r>
+    </w:p>
+    <w:p>
+      <w:r>
+        <w:pict w14:anchorId="1F8DAB9F">
+          <v:rect id="_x0000_i1062" style="width:0;height:1.5pt" o:hralign="center" o:hrstd="t" o:hr="t" fillcolor="#a0a0a0" stroked="f"/>
+        </w:pict>
+      </w:r>
+    </w:p>
+    <w:p>
+      <w:pPr>
+        <w:rPr>
+          <w:b/>
+          <w:bCs/>
+        </w:rPr>
+      </w:pPr>
+      <w:r>
+        <w:rPr>
+          <w:b/>
+          <w:bCs/>
+        </w:rPr>
+        <w:t>Scaling:</w:t>
+      </w:r>
+    </w:p>
+    <w:p>
+      <w:r>
+        <w:t>Min: 1</w:t>
+      </w:r>
+      <w:r>
+        <w:br/>
+        <w:t>Desired: 2</w:t>
+      </w:r>
+      <w:r>
+        <w:br/>
+        <w:t>Max: 3</w:t>
+      </w:r>
+    </w:p>
+    <w:p>
+      <w:r>
+        <w:pict w14:anchorId="18FDACAF">
+          <v:rect id="_x0000_i1063" style="width:0;height:1.5pt" o:hralign="center" o:hrstd="t" o:hr="t" fillcolor="#a0a0a0" stroked="f"/>
+        </w:pict>
+      </w:r>
+    </w:p>
+    <w:p>
+      <w:r>
+        <w:rPr>
+          <w:rFonts w:ascii="Segoe UI Emoji" w:hAnsi="Segoe UI Emoji" w:cs="Segoe UI Emoji"/>
+        </w:rPr>
+        <w:t>👉</w:t>
+      </w:r>
+      <w:r>
+        <w:t xml:space="preserve"> Create Node Group</w:t>
+      </w:r>
+    </w:p>
+    <w:p>
+      <w:r>
+        <w:pict w14:anchorId="56D678B5">
+          <v:rect id="_x0000_i1064" style="width:0;height:1.5pt" o:hralign="center" o:hrstd="t" o:hr="t" fillcolor="#a0a0a0" stroked="f"/>
+        </w:pict>
+      </w:r>
+    </w:p>
+    <w:p>
+      <w:pPr>
+        <w:rPr>
+          <w:b/>
+          <w:bCs/>
+        </w:rPr>
+      </w:pPr>
+      <w:r>
+        <w:rPr>
+          <w:rFonts w:ascii="Segoe UI Emoji" w:hAnsi="Segoe UI Emoji" w:cs="Segoe UI Emoji"/>
+          <w:b/>
+          <w:bCs/>
+        </w:rPr>
+        <w:t>🔥</w:t>
+      </w:r>
+      <w:r>
+        <w:rPr>
+          <w:b/>
+          <w:bCs/>
+        </w:rPr>
+        <w:t xml:space="preserve"> IMPORTANT (Your ASG Question Answered Here)</w:t>
+      </w:r>
+    </w:p>
+    <w:p>
+      <w:r>
+        <w:rPr>
+          <w:rFonts w:ascii="Segoe UI Emoji" w:hAnsi="Segoe UI Emoji" w:cs="Segoe UI Emoji"/>
+        </w:rPr>
+        <w:lastRenderedPageBreak/>
+        <w:t>👉</w:t>
+      </w:r>
+      <w:r>
+        <w:t xml:space="preserve"> This Node Group internally creates:</w:t>
+      </w:r>
+    </w:p>
+    <w:p>
+      <w:r>
+        <w:t>ASG → EC2 → Kubernetes Nodes</w:t>
+      </w:r>
+    </w:p>
+    <w:p>
+      <w:r>
+        <w:rPr>
+          <w:rFonts w:ascii="Segoe UI Symbol" w:hAnsi="Segoe UI Symbol" w:cs="Segoe UI Symbol"/>
+        </w:rPr>
+        <w:t>✔</w:t>
+      </w:r>
+      <w:r>
+        <w:t xml:space="preserve"> You don’t manually create ASG</w:t>
+      </w:r>
+      <w:r>
+        <w:br/>
+      </w:r>
+      <w:r>
+        <w:rPr>
+          <w:rFonts w:ascii="Segoe UI Symbol" w:hAnsi="Segoe UI Symbol" w:cs="Segoe UI Symbol"/>
+        </w:rPr>
+        <w:t>✔</w:t>
+      </w:r>
+      <w:r>
+        <w:t xml:space="preserve"> AWS manages it</w:t>
+      </w:r>
+    </w:p>
+    <w:p>
+      <w:r>
+        <w:pict w14:anchorId="7CE1AE5D">
+          <v:rect id="_x0000_i1065" style="width:0;height:1.5pt" o:hralign="center" o:hrstd="t" o:hr="t" fillcolor="#a0a0a0" stroked="f"/>
+        </w:pict>
+      </w:r>
+    </w:p>
+    <w:p>
+      <w:pPr>
+        <w:rPr>
+          <w:b/>
+          <w:bCs/>
+        </w:rPr>
+      </w:pPr>
+      <w:r>
+        <w:rPr>
+          <w:rFonts w:ascii="Segoe UI Emoji" w:hAnsi="Segoe UI Emoji" w:cs="Segoe UI Emoji"/>
+          <w:b/>
+          <w:bCs/>
+        </w:rPr>
+        <w:t>🧭</w:t>
+      </w:r>
+      <w:r>
+        <w:rPr>
+          <w:b/>
+          <w:bCs/>
+        </w:rPr>
+        <w:t xml:space="preserve"> STEP 7.3 — CONNECT TO CLUSTER</w:t>
+      </w:r>
+    </w:p>
+    <w:p>
+      <w:r>
+        <w:rPr>
+          <w:noProof/>
+        </w:rPr>
+        <w:drawing>
+          <wp:inline distT="0" distB="0" distL="0" distR="0" wp14:anchorId="78EB143A" wp14:editId="79C7BBA8">
+            <wp:extent cx="5731510" cy="2556510"/>
+            <wp:effectExtent l="0" t="0" r="2540" b="0"/>
+            <wp:docPr id="1342303056" name="Picture 18"/>
+            <wp:cNvGraphicFramePr>
+              <a:graphicFrameLocks xmlns:a="http://schemas.openxmlformats.org/drawingml/2006/main" noChangeAspect="1"/>
+            </wp:cNvGraphicFramePr>
+            <a:graphic xmlns:a="http://schemas.openxmlformats.org/drawingml/2006/main">
+              <a:graphicData uri="http://schemas.openxmlformats.org/drawingml/2006/picture">
+                <pic:pic xmlns:pic="http://schemas.openxmlformats.org/drawingml/2006/picture">
+                  <pic:nvPicPr>
+                    <pic:cNvPr id="0" name="Picture 222"/>
+                    <pic:cNvPicPr>
+                      <a:picLocks noChangeAspect="1" noChangeArrowheads="1"/>
+                    </pic:cNvPicPr>
+                  </pic:nvPicPr>
+                  <pic:blipFill>
+                    <a:blip r:embed="rId28">
+                      <a:extLst>
+                        <a:ext uri="{28A0092B-C50C-407E-A947-70E740481C1C}">
+                          <a14:useLocalDpi xmlns:a14="http://schemas.microsoft.com/office/drawing/2010/main" val="0"/>
+                        </a:ext>
+                      </a:extLst>
+                    </a:blip>
+                    <a:srcRect/>
+                    <a:stretch>
+                      <a:fillRect/>
+                    </a:stretch>
+                  </pic:blipFill>
+                  <pic:spPr bwMode="auto">
+                    <a:xfrm>
+                      <a:off x="0" y="0"/>
+                      <a:ext cx="5731510" cy="2556510"/>
+                    </a:xfrm>
+                    <a:prstGeom prst="rect">
+                      <a:avLst/>
+                    </a:prstGeom>
+                    <a:noFill/>
+                    <a:ln>
+                      <a:noFill/>
+                    </a:ln>
+                  </pic:spPr>
+                </pic:pic>
+              </a:graphicData>
+            </a:graphic>
+          </wp:inline>
+        </w:drawing>
+      </w:r>
+    </w:p>
+    <w:p>
+      <w:r>
+        <w:rPr>
+          <w:noProof/>
+        </w:rPr>
+        <w:drawing>
+          <wp:inline distT="0" distB="0" distL="0" distR="0" wp14:anchorId="6D73EB61" wp14:editId="049839C6">
+            <wp:extent cx="5731510" cy="1800860"/>
+            <wp:effectExtent l="0" t="0" r="2540" b="8890"/>
+            <wp:docPr id="577180692" name="Picture 17"/>
+            <wp:cNvGraphicFramePr>
+              <a:graphicFrameLocks xmlns:a="http://schemas.openxmlformats.org/drawingml/2006/main" noChangeAspect="1"/>
+            </wp:cNvGraphicFramePr>
+            <a:graphic xmlns:a="http://schemas.openxmlformats.org/drawingml/2006/main">
+              <a:graphicData uri="http://schemas.openxmlformats.org/drawingml/2006/picture">
+                <pic:pic xmlns:pic="http://schemas.openxmlformats.org/drawingml/2006/picture">
+                  <pic:nvPicPr>
+                    <pic:cNvPr id="0" name="Picture 223"/>
+                    <pic:cNvPicPr>
+                      <a:picLocks noChangeAspect="1" noChangeArrowheads="1"/>
+                    </pic:cNvPicPr>
+                  </pic:nvPicPr>
+                  <pic:blipFill>
+                    <a:blip r:embed="rId29">
+                      <a:extLst>
+                        <a:ext uri="{28A0092B-C50C-407E-A947-70E740481C1C}">
+                          <a14:useLocalDpi xmlns:a14="http://schemas.microsoft.com/office/drawing/2010/main" val="0"/>
+                        </a:ext>
+                      </a:extLst>
+                    </a:blip>
+                    <a:srcRect/>
+                    <a:stretch>
+                      <a:fillRect/>
+                    </a:stretch>
+                  </pic:blipFill>
+                  <pic:spPr bwMode="auto">
+                    <a:xfrm>
+                      <a:off x="0" y="0"/>
+                      <a:ext cx="5731510" cy="1800860"/>
+                    </a:xfrm>
+                    <a:prstGeom prst="rect">
+                      <a:avLst/>
+                    </a:prstGeom>
+                    <a:noFill/>
+                    <a:ln>
+                      <a:noFill/>
+                    </a:ln>
+                  </pic:spPr>
+                </pic:pic>
+              </a:graphicData>
+            </a:graphic>
+          </wp:inline>
+        </w:drawing>
+      </w:r>
+    </w:p>
+    <w:p>
+      <w:r>
+        <w:rPr>
+          <w:noProof/>
+        </w:rPr>
+        <w:drawing>
+          <wp:inline distT="0" distB="0" distL="0" distR="0" wp14:anchorId="1319E140" wp14:editId="5645E103">
+            <wp:extent cx="5731510" cy="1703070"/>
+            <wp:effectExtent l="0" t="0" r="2540" b="0"/>
+            <wp:docPr id="332242789" name="Picture 16"/>
+            <wp:cNvGraphicFramePr>
+              <a:graphicFrameLocks xmlns:a="http://schemas.openxmlformats.org/drawingml/2006/main" noChangeAspect="1"/>
+            </wp:cNvGraphicFramePr>
+            <a:graphic xmlns:a="http://schemas.openxmlformats.org/drawingml/2006/main">
+              <a:graphicData uri="http://schemas.openxmlformats.org/drawingml/2006/picture">
+                <pic:pic xmlns:pic="http://schemas.openxmlformats.org/drawingml/2006/picture">
+                  <pic:nvPicPr>
+                    <pic:cNvPr id="0" name="Picture 224"/>
+                    <pic:cNvPicPr>
+                      <a:picLocks noChangeAspect="1" noChangeArrowheads="1"/>
+                    </pic:cNvPicPr>
+                  </pic:nvPicPr>
+                  <pic:blipFill>
+                    <a:blip r:embed="rId30" cstate="print">
+                      <a:extLst>
+                        <a:ext uri="{28A0092B-C50C-407E-A947-70E740481C1C}">
+                          <a14:useLocalDpi xmlns:a14="http://schemas.microsoft.com/office/drawing/2010/main" val="0"/>
+                        </a:ext>
+                      </a:extLst>
+                    </a:blip>
+                    <a:srcRect/>
+                    <a:stretch>
+                      <a:fillRect/>
+                    </a:stretch>
+                  </pic:blipFill>
+                  <pic:spPr bwMode="auto">
+                    <a:xfrm>
+                      <a:off x="0" y="0"/>
+                      <a:ext cx="5731510" cy="1703070"/>
+                    </a:xfrm>
+                    <a:prstGeom prst="rect">
+                      <a:avLst/>
+                    </a:prstGeom>
+                    <a:noFill/>
+                    <a:ln>
+                      <a:noFill/>
+                    </a:ln>
+                  </pic:spPr>
+                </pic:pic>
+              </a:graphicData>
+            </a:graphic>
+          </wp:inline>
+        </w:drawing>
+      </w:r>
+    </w:p>
+    <w:p>
+      <w:r>
+        <w:t>Run in terminal:</w:t>
+      </w:r>
+    </w:p>
+    <w:p>
+      <w:r>
+        <w:t>aws eks update-kubeconfig --region ap-south-1 --name mani-eks-cluster</w:t>
+      </w:r>
+    </w:p>
+    <w:p>
+      <w:r>
+        <w:pict w14:anchorId="62E31536">
+          <v:rect id="_x0000_i1066" style="width:0;height:1.5pt" o:hralign="center" o:hrstd="t" o:hr="t" fillcolor="#a0a0a0" stroked="f"/>
+        </w:pict>
+      </w:r>
+    </w:p>
+    <w:p>
+      <w:r>
+        <w:lastRenderedPageBreak/>
+        <w:t>Check:</w:t>
+      </w:r>
+    </w:p>
+    <w:p>
+      <w:r>
+        <w:t>kubectl get nodes</w:t>
+      </w:r>
+    </w:p>
+    <w:p>
+      <w:r>
+        <w:rPr>
+          <w:rFonts w:ascii="Segoe UI Emoji" w:hAnsi="Segoe UI Emoji" w:cs="Segoe UI Emoji"/>
+        </w:rPr>
+        <w:t>👉</w:t>
+      </w:r>
+      <w:r>
+        <w:t xml:space="preserve"> You should see nodes </w:t>
+      </w:r>
+      <w:r>
+        <w:rPr>
+          <w:rFonts w:ascii="Segoe UI Emoji" w:hAnsi="Segoe UI Emoji" w:cs="Segoe UI Emoji"/>
+        </w:rPr>
+        <w:t>✅</w:t>
+      </w:r>
+    </w:p>
+    <w:p>
+      <w:r>
+        <w:pict w14:anchorId="3CB1A4F7">
+          <v:rect id="_x0000_i1067" style="width:0;height:1.5pt" o:hralign="center" o:hrstd="t" o:hr="t" fillcolor="#a0a0a0" stroked="f"/>
+        </w:pict>
+      </w:r>
+    </w:p>
+    <w:p>
+      <w:pPr>
+        <w:rPr>
+          <w:b/>
+          <w:bCs/>
+        </w:rPr>
+      </w:pPr>
+      <w:r>
+        <w:rPr>
+          <w:rFonts w:ascii="Segoe UI Emoji" w:hAnsi="Segoe UI Emoji" w:cs="Segoe UI Emoji"/>
+          <w:b/>
+          <w:bCs/>
+        </w:rPr>
+        <w:t>🧭</w:t>
+      </w:r>
+      <w:r>
+        <w:rPr>
+          <w:b/>
+          <w:bCs/>
+        </w:rPr>
+        <w:t xml:space="preserve"> STEP 7.4 — CREATE DEPLOYMENT YAML</w:t>
+      </w:r>
+    </w:p>
+    <w:p>
+      <w:pPr>
+        <w:rPr>
+          <w:b/>
+          <w:bCs/>
+        </w:rPr>
+      </w:pPr>
+      <w:r>
+        <w:rPr>
+          <w:rFonts w:ascii="Segoe UI Emoji" w:hAnsi="Segoe UI Emoji" w:cs="Segoe UI Emoji"/>
+          <w:b/>
+          <w:bCs/>
+        </w:rPr>
+        <w:t>📄</w:t>
+      </w:r>
+      <w:r>
+        <w:rPr>
+          <w:b/>
+          <w:bCs/>
+        </w:rPr>
+        <w:t xml:space="preserve"> deployment.yml</w:t>
+      </w:r>
+    </w:p>
+    <w:p>
+      <w:r>
+        <w:t>apiVersion: apps/v1</w:t>
+      </w:r>
+      <w:r>
+        <w:br/>
+        <w:t>kind: Deployment</w:t>
+      </w:r>
+      <w:r>
+        <w:br/>
+        <w:t>metadata:</w:t>
+      </w:r>
+      <w:r>
+        <w:br/>
+        <w:t xml:space="preserve">  name: mani-app</w:t>
+      </w:r>
+      <w:r>
+        <w:br/>
+        <w:t>spec:</w:t>
+      </w:r>
+      <w:r>
+        <w:br/>
+        <w:t xml:space="preserve">  replicas: 2</w:t>
+      </w:r>
+      <w:r>
+        <w:br/>
+        <w:t xml:space="preserve">  selector:</w:t>
+      </w:r>
+      <w:r>
+        <w:br/>
+        <w:t xml:space="preserve">    matchLabels:</w:t>
+      </w:r>
+      <w:r>
+        <w:br/>
+        <w:t xml:space="preserve">      app: mani-app</w:t>
+      </w:r>
+      <w:r>
+        <w:br/>
+        <w:t xml:space="preserve">  template:</w:t>
+      </w:r>
+      <w:r>
+        <w:br/>
+        <w:t xml:space="preserve">    metadata:</w:t>
+      </w:r>
+      <w:r>
+        <w:br/>
+        <w:t xml:space="preserve">      labels:</w:t>
+      </w:r>
+      <w:r>
+        <w:br/>
+        <w:t xml:space="preserve">        app: mani-app</w:t>
+      </w:r>
+      <w:r>
+        <w:br/>
+        <w:t xml:space="preserve">    spec:</w:t>
+      </w:r>
+      <w:r>
+        <w:br/>
+        <w:t xml:space="preserve">      containers:</w:t>
+      </w:r>
+      <w:r>
+        <w:br/>
+        <w:t xml:space="preserve">      - name: mani-app</w:t>
+      </w:r>
+      <w:r>
+        <w:br/>
+        <w:t xml:space="preserve">        image: &lt;your-ecr-uri</w:t>
+      </w:r>
+      <w:proofErr w:type="gramStart"/>
+      <w:r>
+        <w:t>&gt;:latest</w:t>
+      </w:r>
+      <w:proofErr w:type="gramEnd"/>
+      <w:r>
+        <w:br/>
+        <w:t xml:space="preserve">        ports:</w:t>
+      </w:r>
+      <w:r>
+        <w:br/>
+        <w:t xml:space="preserve">        - containerPort: 5000</w:t>
+      </w:r>
+    </w:p>
+    <w:p>
+      <w:r>
+        <w:pict w14:anchorId="0612643C">
+          <v:rect id="_x0000_i1068" style="width:0;height:1.5pt" o:hralign="center" o:hrstd="t" o:hr="t" fillcolor="#a0a0a0" stroked="f"/>
+        </w:pict>
+      </w:r>
+    </w:p>
+    <w:p>
+      <w:pPr>
+        <w:rPr>
+          <w:b/>
+          <w:bCs/>
+        </w:rPr>
+      </w:pPr>
+      <w:r>
+        <w:rPr>
+          <w:rFonts w:ascii="Segoe UI Emoji" w:hAnsi="Segoe UI Emoji" w:cs="Segoe UI Emoji"/>
+          <w:b/>
+          <w:bCs/>
+        </w:rPr>
+        <w:t>🧭</w:t>
+      </w:r>
+      <w:r>
+        <w:rPr>
+          <w:b/>
+          <w:bCs/>
+        </w:rPr>
+        <w:t xml:space="preserve"> STEP 7.5 — CREATE SERVICE YAML</w:t>
+      </w:r>
+    </w:p>
+    <w:p>
+      <w:pPr>
+        <w:rPr>
+          <w:b/>
+          <w:bCs/>
+        </w:rPr>
+      </w:pPr>
+      <w:r>
+        <w:rPr>
+          <w:rFonts w:ascii="Segoe UI Emoji" w:hAnsi="Segoe UI Emoji" w:cs="Segoe UI Emoji"/>
+          <w:b/>
+          <w:bCs/>
+        </w:rPr>
+        <w:t>📄</w:t>
+      </w:r>
+      <w:r>
+        <w:rPr>
+          <w:b/>
+          <w:bCs/>
+        </w:rPr>
+        <w:t xml:space="preserve"> service.yml</w:t>
+      </w:r>
+    </w:p>
+    <w:p>
+      <w:r>
+        <w:t>apiVersion: v1</w:t>
+      </w:r>
+      <w:r>
+        <w:br/>
+        <w:t>kind: Service</w:t>
+      </w:r>
+      <w:r>
+        <w:br/>
+        <w:t>metadata:</w:t>
+      </w:r>
+      <w:r>
+        <w:br/>
+        <w:t xml:space="preserve">  name: mani-service</w:t>
+      </w:r>
+      <w:r>
+        <w:br/>
+        <w:t>spec:</w:t>
+      </w:r>
+      <w:r>
+        <w:br/>
+        <w:t xml:space="preserve">  type: LoadBalancer</w:t>
+      </w:r>
+      <w:r>
+        <w:br/>
+        <w:t xml:space="preserve">  selector:</w:t>
+      </w:r>
+      <w:r>
+        <w:br/>
+        <w:t xml:space="preserve">    app: mani-app</w:t>
+      </w:r>
+      <w:r>
+        <w:br/>
+        <w:t xml:space="preserve">  ports:</w:t>
+      </w:r>
+      <w:r>
+        <w:br/>
+        <w:t xml:space="preserve">    - protocol: TCP</w:t>
+      </w:r>
+      <w:r>
+        <w:br/>
+        <w:t xml:space="preserve">      port: 80</w:t>
+      </w:r>
+      <w:r>
+        <w:br/>
+        <w:t xml:space="preserve">      targetPort: 5000</w:t>
+      </w:r>
+    </w:p>
+    <w:p>
+      <w:r>
+        <w:pict w14:anchorId="0A9C16BC">
+          <v:rect id="_x0000_i1069" style="width:0;height:1.5pt" o:hralign="center" o:hrstd="t" o:hr="t" fillcolor="#a0a0a0" stroked="f"/>
+        </w:pict>
+      </w:r>
+    </w:p>
+    <w:p>
+      <w:pPr>
+        <w:rPr>
+          <w:b/>
+          <w:bCs/>
+        </w:rPr>
+      </w:pPr>
+      <w:r>
+        <w:rPr>
+          <w:rFonts w:ascii="Segoe UI Emoji" w:hAnsi="Segoe UI Emoji" w:cs="Segoe UI Emoji"/>
+          <w:b/>
+          <w:bCs/>
+        </w:rPr>
+        <w:lastRenderedPageBreak/>
+        <w:t>🧭</w:t>
+      </w:r>
+      <w:r>
+        <w:rPr>
+          <w:b/>
+          <w:bCs/>
+        </w:rPr>
+        <w:t xml:space="preserve"> STEP 7.6 — DEPLOY TO EKS</w:t>
+      </w:r>
+    </w:p>
+    <w:p>
+      <w:r>
+        <w:t>kubectl apply -f deployment.yml</w:t>
+      </w:r>
+      <w:r>
+        <w:br/>
+        <w:t>kubectl apply -f service.yml</w:t>
+      </w:r>
+    </w:p>
+    <w:p>
+      <w:r>
+        <w:pict w14:anchorId="2120E1F9">
+          <v:rect id="_x0000_i1070" style="width:0;height:1.5pt" o:hralign="center" o:hrstd="t" o:hr="t" fillcolor="#a0a0a0" stroked="f"/>
+        </w:pict>
+      </w:r>
+    </w:p>
+    <w:p>
+      <w:pPr>
+        <w:rPr>
+          <w:b/>
+          <w:bCs/>
+        </w:rPr>
+      </w:pPr>
+      <w:r>
+        <w:rPr>
+          <w:rFonts w:ascii="Segoe UI Emoji" w:hAnsi="Segoe UI Emoji" w:cs="Segoe UI Emoji"/>
+          <w:b/>
+          <w:bCs/>
+        </w:rPr>
+        <w:t>🧭</w:t>
+      </w:r>
+      <w:r>
+        <w:rPr>
+          <w:b/>
+          <w:bCs/>
+        </w:rPr>
+        <w:t xml:space="preserve"> STEP 7.7 — VERIFY EVERYTHING</w:t>
+      </w:r>
+    </w:p>
+    <w:p>
+      <w:r>
+        <w:t>kubectl get pods</w:t>
+      </w:r>
+      <w:r>
+        <w:br/>
+        <w:t>kubectl get svc</w:t>
+      </w:r>
+    </w:p>
+    <w:p>
+      <w:r>
+        <w:pict w14:anchorId="0589BF5D">
+          <v:rect id="_x0000_i1071" style="width:0;height:1.5pt" o:hralign="center" o:hrstd="t" o:hr="t" fillcolor="#a0a0a0" stroked="f"/>
+        </w:pict>
+      </w:r>
+    </w:p>
+    <w:p>
+      <w:pPr>
+        <w:rPr>
+          <w:b/>
+          <w:bCs/>
+        </w:rPr>
+      </w:pPr>
+      <w:r>
+        <w:rPr>
+          <w:rFonts w:ascii="Segoe UI Emoji" w:hAnsi="Segoe UI Emoji" w:cs="Segoe UI Emoji"/>
+          <w:b/>
+          <w:bCs/>
+        </w:rPr>
+        <w:t>🚀</w:t>
+      </w:r>
+      <w:r>
+        <w:rPr>
+          <w:b/>
+          <w:bCs/>
+        </w:rPr>
+        <w:t xml:space="preserve"> FINAL STEP — ACCESS YOUR APP</w:t>
+      </w:r>
+    </w:p>
+    <w:p>
+      <w:r>
+        <w:rPr>
+          <w:noProof/>
+        </w:rPr>
+        <w:drawing>
+          <wp:inline distT="0" distB="0" distL="0" distR="0" wp14:anchorId="107F0537" wp14:editId="75DFC3EC">
+            <wp:extent cx="5731510" cy="4060190"/>
+            <wp:effectExtent l="0" t="0" r="2540" b="0"/>
+            <wp:docPr id="1219842280" name="Picture 15"/>
+            <wp:cNvGraphicFramePr>
+              <a:graphicFrameLocks xmlns:a="http://schemas.openxmlformats.org/drawingml/2006/main" noChangeAspect="1"/>
+            </wp:cNvGraphicFramePr>
+            <a:graphic xmlns:a="http://schemas.openxmlformats.org/drawingml/2006/main">
+              <a:graphicData uri="http://schemas.openxmlformats.org/drawingml/2006/picture">
+                <pic:pic xmlns:pic="http://schemas.openxmlformats.org/drawingml/2006/picture">
+                  <pic:nvPicPr>
+                    <pic:cNvPr id="0" name="Picture 231"/>
+                    <pic:cNvPicPr>
+                      <a:picLocks noChangeAspect="1" noChangeArrowheads="1"/>
+                    </pic:cNvPicPr>
+                  </pic:nvPicPr>
+                  <pic:blipFill>
+                    <a:blip r:embed="rId31">
+                      <a:extLst>
+                        <a:ext uri="{28A0092B-C50C-407E-A947-70E740481C1C}">
+                          <a14:useLocalDpi xmlns:a14="http://schemas.microsoft.com/office/drawing/2010/main" val="0"/>
+                        </a:ext>
+                      </a:extLst>
+                    </a:blip>
+                    <a:srcRect/>
+                    <a:stretch>
+                      <a:fillRect/>
+                    </a:stretch>
+                  </pic:blipFill>
+                  <pic:spPr bwMode="auto">
+                    <a:xfrm>
+                      <a:off x="0" y="0"/>
+                      <a:ext cx="5731510" cy="4060190"/>
+                    </a:xfrm>
+                    <a:prstGeom prst="rect">
+                      <a:avLst/>
+                    </a:prstGeom>
+                    <a:noFill/>
+                    <a:ln>
+                      <a:noFill/>
+                    </a:ln>
+                  </pic:spPr>
+                </pic:pic>
+              </a:graphicData>
+            </a:graphic>
+          </wp:inline>
+        </w:drawing>
+      </w:r>
+    </w:p>
+    <w:p>
+      <w:r>
+        <w:rPr>
+          <w:noProof/>
+        </w:rPr>
+        <w:lastRenderedPageBreak/>
+        <w:drawing>
+          <wp:inline distT="0" distB="0" distL="0" distR="0" wp14:anchorId="73F7CBD2" wp14:editId="725E0E5E">
+            <wp:extent cx="5731510" cy="3574415"/>
+            <wp:effectExtent l="0" t="0" r="2540" b="6985"/>
+            <wp:docPr id="166249993" name="Picture 14"/>
+            <wp:cNvGraphicFramePr>
+              <a:graphicFrameLocks xmlns:a="http://schemas.openxmlformats.org/drawingml/2006/main" noChangeAspect="1"/>
+            </wp:cNvGraphicFramePr>
+            <a:graphic xmlns:a="http://schemas.openxmlformats.org/drawingml/2006/main">
+              <a:graphicData uri="http://schemas.openxmlformats.org/drawingml/2006/picture">
+                <pic:pic xmlns:pic="http://schemas.openxmlformats.org/drawingml/2006/picture">
+                  <pic:nvPicPr>
+                    <pic:cNvPr id="0" name="Picture 232"/>
+                    <pic:cNvPicPr>
+                      <a:picLocks noChangeAspect="1" noChangeArrowheads="1"/>
+                    </pic:cNvPicPr>
+                  </pic:nvPicPr>
+                  <pic:blipFill>
+                    <a:blip r:embed="rId32">
+                      <a:extLst>
+                        <a:ext uri="{28A0092B-C50C-407E-A947-70E740481C1C}">
+                          <a14:useLocalDpi xmlns:a14="http://schemas.microsoft.com/office/drawing/2010/main" val="0"/>
+                        </a:ext>
+                      </a:extLst>
+                    </a:blip>
+                    <a:srcRect/>
+                    <a:stretch>
+                      <a:fillRect/>
+                    </a:stretch>
+                  </pic:blipFill>
+                  <pic:spPr bwMode="auto">
+                    <a:xfrm>
+                      <a:off x="0" y="0"/>
+                      <a:ext cx="5731510" cy="3574415"/>
+                    </a:xfrm>
+                    <a:prstGeom prst="rect">
+                      <a:avLst/>
+                    </a:prstGeom>
+                    <a:noFill/>
+                    <a:ln>
+                      <a:noFill/>
+                    </a:ln>
+                  </pic:spPr>
+                </pic:pic>
+              </a:graphicData>
+            </a:graphic>
+          </wp:inline>
+        </w:drawing>
+      </w:r>
+    </w:p>
+    <w:p>
+      <w:r>
+        <w:rPr>
+          <w:noProof/>
+        </w:rPr>
+        <w:drawing>
+          <wp:inline distT="0" distB="0" distL="0" distR="0" wp14:anchorId="04532404" wp14:editId="012A1C9D">
+            <wp:extent cx="5731510" cy="4547235"/>
+            <wp:effectExtent l="0" t="0" r="2540" b="5715"/>
+            <wp:docPr id="1420044276" name="Picture 13"/>
+            <wp:cNvGraphicFramePr>
+              <a:graphicFrameLocks xmlns:a="http://schemas.openxmlformats.org/drawingml/2006/main" noChangeAspect="1"/>
+            </wp:cNvGraphicFramePr>
+            <a:graphic xmlns:a="http://schemas.openxmlformats.org/drawingml/2006/main">
+              <a:graphicData uri="http://schemas.openxmlformats.org/drawingml/2006/picture">
+                <pic:pic xmlns:pic="http://schemas.openxmlformats.org/drawingml/2006/picture">
+                  <pic:nvPicPr>
+                    <pic:cNvPr id="0" name="Picture 233"/>
+                    <pic:cNvPicPr>
+                      <a:picLocks noChangeAspect="1" noChangeArrowheads="1"/>
+                    </pic:cNvPicPr>
+                  </pic:nvPicPr>
+                  <pic:blipFill>
+                    <a:blip r:embed="rId33">
+                      <a:extLst>
+                        <a:ext uri="{28A0092B-C50C-407E-A947-70E740481C1C}">
+                          <a14:useLocalDpi xmlns:a14="http://schemas.microsoft.com/office/drawing/2010/main" val="0"/>
+                        </a:ext>
+                      </a:extLst>
+                    </a:blip>
+                    <a:srcRect/>
+                    <a:stretch>
+                      <a:fillRect/>
+                    </a:stretch>
+                  </pic:blipFill>
+                  <pic:spPr bwMode="auto">
+                    <a:xfrm>
+                      <a:off x="0" y="0"/>
+                      <a:ext cx="5731510" cy="4547235"/>
+                    </a:xfrm>
+                    <a:prstGeom prst="rect">
+                      <a:avLst/>
+                    </a:prstGeom>
+                    <a:noFill/>
+                    <a:ln>
+                      <a:noFill/>
+                    </a:ln>
+                  </pic:spPr>
+                </pic:pic>
+              </a:graphicData>
+            </a:graphic>
+          </wp:inline>
+        </w:drawing>
+      </w:r>
+    </w:p>
+    <w:p>
+      <w:r>
+        <w:t>6</w:t>
+      </w:r>
+    </w:p>
+    <w:p>
+      <w:r>
+        <w:rPr>
+          <w:rFonts w:ascii="Segoe UI Emoji" w:hAnsi="Segoe UI Emoji" w:cs="Segoe UI Emoji"/>
+        </w:rPr>
+        <w:t>👉</w:t>
+      </w:r>
+      <w:r>
+        <w:t xml:space="preserve"> From:</w:t>
+      </w:r>
+    </w:p>
+    <w:p>
+      <w:r>
+        <w:lastRenderedPageBreak/>
+        <w:t>kubectl get svc mani-service</w:t>
+      </w:r>
+    </w:p>
+    <w:p>
+      <w:r>
+        <w:t>You’ll get:</w:t>
+      </w:r>
+    </w:p>
+    <w:p>
+      <w:r>
+        <w:t>EXTERNAL-IP: &lt;aws-lb-url&gt;</w:t>
+      </w:r>
+    </w:p>
+    <w:p>
+      <w:r>
+        <w:pict w14:anchorId="04995026">
+          <v:rect id="_x0000_i1072" style="width:0;height:1.5pt" o:hralign="center" o:hrstd="t" o:hr="t" fillcolor="#a0a0a0" stroked="f"/>
+        </w:pict>
+      </w:r>
+    </w:p>
+    <w:p>
+      <w:r>
+        <w:rPr>
+          <w:rFonts w:ascii="Segoe UI Emoji" w:hAnsi="Segoe UI Emoji" w:cs="Segoe UI Emoji"/>
+        </w:rPr>
+        <w:t>👉</w:t>
+      </w:r>
+      <w:r>
+        <w:t xml:space="preserve"> Open in browser:</w:t>
+      </w:r>
+    </w:p>
+    <w:p>
+      <w:r>
+        <w:t>http://&lt;external-ip&gt;</w:t>
+      </w:r>
+    </w:p>
+    <w:p>
+      <w:r>
+        <w:pict w14:anchorId="08A4791B">
+          <v:rect id="_x0000_i1073" style="width:0;height:1.5pt" o:hralign="center" o:hrstd="t" o:hr="t" fillcolor="#a0a0a0" stroked="f"/>
+        </w:pict>
+      </w:r>
+    </w:p>
+    <w:p>
+      <w:pPr>
+        <w:rPr>
+          <w:b/>
+          <w:bCs/>
+        </w:rPr>
+      </w:pPr>
+      <w:r>
+        <w:rPr>
+          <w:rFonts w:ascii="Segoe UI Emoji" w:hAnsi="Segoe UI Emoji" w:cs="Segoe UI Emoji"/>
+          <w:b/>
+          <w:bCs/>
+        </w:rPr>
+        <w:t>🎯</w:t>
+      </w:r>
+      <w:r>
+        <w:rPr>
+          <w:b/>
+          <w:bCs/>
+        </w:rPr>
+        <w:t xml:space="preserve"> WHAT JUST HAPPENED (IMPORTANT)</w:t>
+      </w:r>
+    </w:p>
+    <w:p>
+      <w:r>
+        <w:t>Behind the scenes:</w:t>
+      </w:r>
+    </w:p>
+    <w:p>
+      <w:r>
+        <w:t>Service (LoadBalancer)</w:t>
+      </w:r>
+      <w:r>
+        <w:br/>
+        <w:t xml:space="preserve">        ↓</w:t>
+      </w:r>
+      <w:r>
+        <w:br/>
+        <w:t>AWS ELB created</w:t>
+      </w:r>
+      <w:r>
+        <w:br/>
+        <w:t xml:space="preserve">        ↓</w:t>
+      </w:r>
+      <w:r>
+        <w:br/>
+        <w:t>Target Group created</w:t>
+      </w:r>
+      <w:r>
+        <w:br/>
+        <w:t xml:space="preserve">        ↓</w:t>
+      </w:r>
+      <w:r>
+        <w:br/>
+        <w:t>Traffic → Pods</w:t>
+      </w:r>
+    </w:p>
+    <w:p>
+      <w:r>
+        <w:pict w14:anchorId="28C6B63C">
+          <v:rect id="_x0000_i1074" style="width:0;height:1.5pt" o:hralign="center" o:hrstd="t" o:hr="t" fillcolor="#a0a0a0" stroked="f"/>
+        </w:pict>
+      </w:r>
+    </w:p>
+    <w:p>
+      <w:pPr>
+        <w:rPr>
+          <w:b/>
+          <w:bCs/>
+        </w:rPr>
+      </w:pPr>
+      <w:r>
+        <w:rPr>
+          <w:rFonts w:ascii="Segoe UI Emoji" w:hAnsi="Segoe UI Emoji" w:cs="Segoe UI Emoji"/>
+          <w:b/>
+          <w:bCs/>
+        </w:rPr>
+        <w:t>🧠</w:t>
+      </w:r>
+      <w:r>
+        <w:rPr>
+          <w:b/>
+          <w:bCs/>
+        </w:rPr>
+        <w:t xml:space="preserve"> Your Full Flow is NOW COMPLETE</w:t>
+      </w:r>
+    </w:p>
+    <w:p>
+      <w:r>
+        <w:t>Git Push →</w:t>
+      </w:r>
+      <w:r>
+        <w:br/>
+        <w:t>GitHub Actions →</w:t>
+      </w:r>
+      <w:r>
+        <w:br/>
+        <w:t>Docker Build →</w:t>
+      </w:r>
+      <w:r>
+        <w:br/>
+        <w:t>ECR Push →</w:t>
+      </w:r>
+      <w:r>
+        <w:br/>
+        <w:t>EKS Deployment →</w:t>
+      </w:r>
+      <w:r>
+        <w:br/>
+        <w:t>LoadBalancer →</w:t>
+      </w:r>
+      <w:r>
+        <w:br/>
+        <w:t xml:space="preserve">Live App </w:t>
+      </w:r>
+      <w:r>
+        <w:rPr>
+          <w:rFonts w:ascii="Segoe UI Emoji" w:hAnsi="Segoe UI Emoji" w:cs="Segoe UI Emoji"/>
+        </w:rPr>
+        <w:t>🚀</w:t>
+      </w:r>
+    </w:p>
+    <w:p>
+      <w:r>
+        <w:pict w14:anchorId="6A49E2D4">
+          <v:rect id="_x0000_i1075" style="width:0;height:1.5pt" o:hralign="center" o:hrstd="t" o:hr="t" fillcolor="#a0a0a0" stroked="f"/>
+        </w:pict>
+      </w:r>
+    </w:p>
+    <w:p>
+      <w:pPr>
+        <w:rPr>
+          <w:b/>
+          <w:bCs/>
+        </w:rPr>
+      </w:pPr>
+      <w:r>
+        <w:rPr>
+          <w:rFonts w:ascii="Segoe UI Emoji" w:hAnsi="Segoe UI Emoji" w:cs="Segoe UI Emoji"/>
+          <w:b/>
+          <w:bCs/>
+        </w:rPr>
+        <w:t>🔥</w:t>
+      </w:r>
+      <w:r>
+        <w:rPr>
+          <w:b/>
+          <w:bCs/>
+        </w:rPr>
+        <w:t xml:space="preserve"> WHERE ASG FITS (FINAL CLARITY)</w:t>
+      </w:r>
+    </w:p>
+    <w:p>
+      <w:r>
+        <w:t>Pods need nodes</w:t>
+      </w:r>
+      <w:r>
+        <w:br/>
+        <w:t>Nodes come from Node Group</w:t>
+      </w:r>
+      <w:r>
+        <w:br/>
+        <w:t>Node Group = ASG</w:t>
+      </w:r>
+    </w:p>
+    <w:p>
+      <w:pPr>
+        <w:rPr>
+          <w:rFonts w:ascii="Segoe UI Symbol" w:hAnsi="Segoe UI Symbol" w:cs="Segoe UI Symbol"/>
+        </w:rPr>
+      </w:pPr>
+      <w:r>
+        <w:rPr>
+          <w:rFonts w:ascii="Segoe UI Emoji" w:hAnsi="Segoe UI Emoji" w:cs="Segoe UI Emoji"/>
+        </w:rPr>
+        <w:t>👉</w:t>
+      </w:r>
+      <w:r>
+        <w:t xml:space="preserve"> Already handled by AWS </w:t>
+      </w:r>
+      <w:r>
+        <w:rPr>
+          <w:rFonts w:ascii="Segoe UI Symbol" w:hAnsi="Segoe UI Symbol" w:cs="Segoe UI Symbol"/>
+        </w:rPr>
+        <w:t>✔</w:t>
+      </w:r>
+    </w:p>
+    <w:p>
+      <w:r>
+        <w:pict w14:anchorId="3D54973A">
+          <v:rect id="_x0000_i1076" style="width:0;height:1.5pt" o:hralign="center" o:hrstd="t" o:hr="t" fillcolor="#a0a0a0" stroked="f"/>
+        </w:pict>
+      </w:r>
+    </w:p>
+    <w:p>
+      <w:pPr>
+        <w:rPr>
+          <w:b/>
+          <w:bCs/>
+        </w:rPr>
+      </w:pPr>
+      <w:r>
+        <w:rPr>
+          <w:rFonts w:ascii="Segoe UI Emoji" w:hAnsi="Segoe UI Emoji" w:cs="Segoe UI Emoji"/>
+          <w:b/>
+          <w:bCs/>
+        </w:rPr>
+        <w:t>🚀</w:t>
+      </w:r>
+      <w:r>
+        <w:rPr>
+          <w:b/>
+          <w:bCs/>
+        </w:rPr>
+        <w:t xml:space="preserve"> PHASE 8 — GITHUB ACTIONS (DEPLOY TO EKS)</w:t>
+      </w:r>
+    </w:p>
+    <w:p>
+      <w:pPr>
+        <w:rPr>
+          <w:b/>
+          <w:bCs/>
+        </w:rPr>
+      </w:pPr>
+      <w:r>
+        <w:rPr>
+          <w:rFonts w:ascii="Segoe UI Emoji" w:hAnsi="Segoe UI Emoji" w:cs="Segoe UI Emoji"/>
+          <w:b/>
+          <w:bCs/>
+        </w:rPr>
+        <w:t>🎯</w:t>
+      </w:r>
+      <w:r>
+        <w:rPr>
+          <w:b/>
+          <w:bCs/>
+        </w:rPr>
+        <w:t xml:space="preserve"> Objective</w:t>
+      </w:r>
+    </w:p>
+    <w:p>
+      <w:r>
+        <w:t>Automate this:</w:t>
+      </w:r>
+    </w:p>
+    <w:p>
+      <w:r>
+        <w:lastRenderedPageBreak/>
+        <w:t>GitHub Actions → Connect to EKS → Deploy YAML → Update Image</w:t>
+      </w:r>
+    </w:p>
+    <w:p>
+      <w:r>
+        <w:pict w14:anchorId="67663B55">
+          <v:rect id="_x0000_i1077" style="width:0;height:1.5pt" o:hralign="center" o:hrstd="t" o:hr="t" fillcolor="#a0a0a0" stroked="f"/>
+        </w:pict>
+      </w:r>
+    </w:p>
+    <w:p>
+      <w:pPr>
+        <w:rPr>
+          <w:b/>
+          <w:bCs/>
+        </w:rPr>
+      </w:pPr>
+      <w:r>
+        <w:rPr>
+          <w:rFonts w:ascii="Segoe UI Emoji" w:hAnsi="Segoe UI Emoji" w:cs="Segoe UI Emoji"/>
+          <w:b/>
+          <w:bCs/>
+        </w:rPr>
+        <w:t>🧠</w:t>
+      </w:r>
+      <w:r>
+        <w:rPr>
+          <w:b/>
+          <w:bCs/>
+        </w:rPr>
+        <w:t xml:space="preserve"> IMPORTANT (before we start)</w:t>
+      </w:r>
+    </w:p>
+    <w:p>
+      <w:r>
+        <w:rPr>
+          <w:rFonts w:ascii="Segoe UI Emoji" w:hAnsi="Segoe UI Emoji" w:cs="Segoe UI Emoji"/>
+        </w:rPr>
+        <w:t>👉</w:t>
+      </w:r>
+      <w:r>
+        <w:t xml:space="preserve"> This workflow needs:</w:t>
+      </w:r>
+    </w:p>
+    <w:p>
+      <w:r>
+        <w:rPr>
+          <w:rFonts w:ascii="Segoe UI Symbol" w:hAnsi="Segoe UI Symbol" w:cs="Segoe UI Symbol"/>
+        </w:rPr>
+        <w:t>✔</w:t>
+      </w:r>
+      <w:r>
+        <w:t xml:space="preserve"> EKS cluster already created</w:t>
+      </w:r>
+      <w:r>
+        <w:br/>
+      </w:r>
+      <w:r>
+        <w:rPr>
+          <w:rFonts w:ascii="Segoe UI Symbol" w:hAnsi="Segoe UI Symbol" w:cs="Segoe UI Symbol"/>
+        </w:rPr>
+        <w:t>✔</w:t>
+      </w:r>
+      <w:r>
+        <w:t xml:space="preserve"> Node group running</w:t>
+      </w:r>
+      <w:r>
+        <w:br/>
+      </w:r>
+      <w:r>
+        <w:rPr>
+          <w:rFonts w:ascii="Segoe UI Symbol" w:hAnsi="Segoe UI Symbol" w:cs="Segoe UI Symbol"/>
+        </w:rPr>
+        <w:t>✔</w:t>
+      </w:r>
+      <w:r>
+        <w:t xml:space="preserve"> Your image in ECR</w:t>
+      </w:r>
+    </w:p>
+    <w:p>
+      <w:r>
+        <w:pict w14:anchorId="57FF08F0">
+          <v:rect id="_x0000_i1078" style="width:0;height:1.5pt" o:hralign="center" o:hrstd="t" o:hr="t" fillcolor="#a0a0a0" stroked="f"/>
+        </w:pict>
+      </w:r>
+    </w:p>
+    <w:p>
+      <w:pPr>
+        <w:rPr>
+          <w:b/>
+          <w:bCs/>
+        </w:rPr>
+      </w:pPr>
+      <w:r>
+        <w:rPr>
+          <w:rFonts w:ascii="Segoe UI Emoji" w:hAnsi="Segoe UI Emoji" w:cs="Segoe UI Emoji"/>
+          <w:b/>
+          <w:bCs/>
+        </w:rPr>
+        <w:t>🧭</w:t>
+      </w:r>
+      <w:r>
+        <w:rPr>
+          <w:b/>
+          <w:bCs/>
+        </w:rPr>
+        <w:t xml:space="preserve"> STEP 8.1 — IAM PERMISSIONS (CRITICAL)</w:t>
+      </w:r>
+    </w:p>
+    <w:p>
+      <w:r>
+        <w:t>Your GitHub IAM user must have:</w:t>
+      </w:r>
+    </w:p>
+    <w:p>
+      <w:r>
+        <w:t>AmazonEKSClusterPolicy</w:t>
+      </w:r>
+      <w:r>
+        <w:br/>
+        <w:t>AmazonEKSWorkerNodePolicy</w:t>
+      </w:r>
+      <w:r>
+        <w:br/>
+        <w:t>AmazonEC2ContainerRegistryFullAccess</w:t>
+      </w:r>
+    </w:p>
+    <w:p>
+      <w:r>
+        <w:rPr>
+          <w:rFonts w:ascii="Segoe UI Emoji" w:hAnsi="Segoe UI Emoji" w:cs="Segoe UI Emoji"/>
+        </w:rPr>
+        <w:t>👉</w:t>
+      </w:r>
+      <w:r>
+        <w:t xml:space="preserve"> Without this → deployment will fail </w:t>
+      </w:r>
+      <w:r>
+        <w:rPr>
+          <w:rFonts w:ascii="Segoe UI Emoji" w:hAnsi="Segoe UI Emoji" w:cs="Segoe UI Emoji"/>
+        </w:rPr>
+        <w:t>❌</w:t>
+      </w:r>
+    </w:p>
+    <w:p>
+      <w:r>
+        <w:pict w14:anchorId="6E06CFF4">
+          <v:rect id="_x0000_i1079" style="width:0;height:1.5pt" o:hralign="center" o:hrstd="t" o:hr="t" fillcolor="#a0a0a0" stroked="f"/>
+        </w:pict>
+      </w:r>
+    </w:p>
+    <w:p>
+      <w:pPr>
+        <w:rPr>
+          <w:b/>
+          <w:bCs/>
+        </w:rPr>
+      </w:pPr>
+      <w:r>
+        <w:rPr>
+          <w:rFonts w:ascii="Segoe UI Emoji" w:hAnsi="Segoe UI Emoji" w:cs="Segoe UI Emoji"/>
+          <w:b/>
+          <w:bCs/>
+        </w:rPr>
+        <w:t>🧭</w:t>
+      </w:r>
+      <w:r>
+        <w:rPr>
+          <w:b/>
+          <w:bCs/>
+        </w:rPr>
+        <w:t xml:space="preserve"> STEP 8.2 — ADD KUBECTL IN PIPELINE</w:t>
+      </w:r>
+    </w:p>
+    <w:p>
+      <w:r>
+        <w:t>GitHub runner does NOT have kubectl by default</w:t>
+      </w:r>
+      <w:r>
+        <w:br/>
+      </w:r>
+      <w:r>
+        <w:rPr>
+          <w:rFonts w:ascii="Segoe UI Emoji" w:hAnsi="Segoe UI Emoji" w:cs="Segoe UI Emoji"/>
+        </w:rPr>
+        <w:t>👉</w:t>
+      </w:r>
+      <w:r>
+        <w:t xml:space="preserve"> We install it inside workflow</w:t>
+      </w:r>
+    </w:p>
+    <w:p>
+      <w:r>
+        <w:pict w14:anchorId="1664ABA5">
+          <v:rect id="_x0000_i1080" style="width:0;height:1.5pt" o:hralign="center" o:hrstd="t" o:hr="t" fillcolor="#a0a0a0" stroked="f"/>
+        </w:pict>
+      </w:r>
+    </w:p>
+    <w:p>
+      <w:pPr>
+        <w:rPr>
+          <w:b/>
+          <w:bCs/>
+        </w:rPr>
+      </w:pPr>
+      <w:r>
+        <w:rPr>
+          <w:rFonts w:ascii="Segoe UI Emoji" w:hAnsi="Segoe UI Emoji" w:cs="Segoe UI Emoji"/>
+          <w:b/>
+          <w:bCs/>
+        </w:rPr>
+        <w:t>🧭</w:t>
+      </w:r>
+      <w:r>
+        <w:rPr>
+          <w:b/>
+          <w:bCs/>
+        </w:rPr>
+        <w:t xml:space="preserve"> STEP 8.3 — CREATE SECOND WORKFLOW</w:t>
+      </w:r>
+    </w:p>
+    <w:p>
+      <w:r>
+        <w:rPr>
+          <w:rFonts w:ascii="Segoe UI Emoji" w:hAnsi="Segoe UI Emoji" w:cs="Segoe UI Emoji"/>
+        </w:rPr>
+        <w:t>📁</w:t>
+      </w:r>
+      <w:r>
+        <w:t xml:space="preserve"> File:</w:t>
+      </w:r>
+    </w:p>
+    <w:p>
+      <w:r>
+        <w:t>.github/workflows/deploy-to-eks.yml</w:t>
+      </w:r>
+    </w:p>
+    <w:p>
+      <w:r>
+        <w:pict w14:anchorId="2F1990EA">
+          <v:rect id="_x0000_i1081" style="width:0;height:1.5pt" o:hralign="center" o:hrstd="t" o:hr="t" fillcolor="#a0a0a0" stroked="f"/>
+        </w:pict>
+      </w:r>
+    </w:p>
+    <w:p>
+      <w:pPr>
+        <w:rPr>
+          <w:b/>
+          <w:bCs/>
+        </w:rPr>
+      </w:pPr>
+      <w:r>
+        <w:rPr>
+          <w:rFonts w:ascii="Segoe UI Emoji" w:hAnsi="Segoe UI Emoji" w:cs="Segoe UI Emoji"/>
+          <w:b/>
+          <w:bCs/>
+        </w:rPr>
+        <w:t>📄</w:t>
+      </w:r>
+      <w:r>
+        <w:rPr>
+          <w:b/>
+          <w:bCs/>
+        </w:rPr>
+        <w:t xml:space="preserve"> FULL WORKFLOW (COPY THIS)</w:t>
+      </w:r>
+    </w:p>
+    <w:p>
+      <w:r>
+        <w:t>name: Deploy to EKS</w:t>
+      </w:r>
+      <w:r>
+        <w:br/>
+      </w:r>
+      <w:r>
+        <w:br/>
+        <w:t>on:</w:t>
+      </w:r>
+      <w:r>
+        <w:br/>
+        <w:t xml:space="preserve">  workflow_dispatch:   # manual trigger</w:t>
+      </w:r>
+      <w:r>
+        <w:br/>
+      </w:r>
+      <w:r>
+        <w:br/>
+        <w:t>jobs:</w:t>
+      </w:r>
+      <w:r>
+        <w:br/>
+        <w:t xml:space="preserve">  deploy:</w:t>
+      </w:r>
+      <w:r>
+        <w:br/>
+        <w:t xml:space="preserve">    runs-on: ubuntu-latest</w:t>
+      </w:r>
+      <w:r>
+        <w:br/>
+      </w:r>
+      <w:r>
+        <w:br/>
+        <w:t xml:space="preserve">    steps:</w:t>
+      </w:r>
+      <w:r>
+        <w:br/>
+        <w:t xml:space="preserve">      - name: Checkout Code</w:t>
+      </w:r>
+      <w:r>
+        <w:br/>
+        <w:t xml:space="preserve">        uses: actions/checkout@v3</w:t>
+      </w:r>
+      <w:r>
+        <w:br/>
+      </w:r>
+      <w:r>
+        <w:lastRenderedPageBreak/>
+        <w:br/>
+        <w:t xml:space="preserve">      - name: Configure AWS Credentials</w:t>
+      </w:r>
+      <w:r>
+        <w:br/>
+        <w:t xml:space="preserve">        uses: aws-actions/configure-aws-credentials@v2</w:t>
+      </w:r>
+      <w:r>
+        <w:br/>
+        <w:t xml:space="preserve">        with:</w:t>
+      </w:r>
+      <w:r>
+        <w:br/>
+        <w:t xml:space="preserve">          aws-access-key-id: ${{ secrets.AWS_ACCESS_KEY_ID }}</w:t>
+      </w:r>
+      <w:r>
+        <w:br/>
+        <w:t xml:space="preserve">          aws-secret-access-key: ${{ secrets.AWS_SECRET_ACCESS_KEY }}</w:t>
+      </w:r>
+      <w:r>
+        <w:br/>
+        <w:t xml:space="preserve">          aws-region: us-east-1</w:t>
+      </w:r>
+      <w:r>
+        <w:br/>
+      </w:r>
+      <w:r>
+        <w:br/>
+        <w:t xml:space="preserve">      - name: Install kubectl</w:t>
+      </w:r>
+      <w:r>
+        <w:br/>
+        <w:t xml:space="preserve">        run: |</w:t>
+      </w:r>
+      <w:r>
+        <w:br/>
+        <w:t xml:space="preserve">          curl -o kubectl https://amazon-eks.s3.us-east-1.amazonaws.com/latest/2023-10-17/bin/linux/amd64/kubectl</w:t>
+      </w:r>
+      <w:r>
+        <w:br/>
+        <w:t xml:space="preserve">          chmod +x kubectl</w:t>
+      </w:r>
+      <w:r>
+        <w:br/>
+        <w:t xml:space="preserve">          sudo mv kubectl /usr/local/bin/</w:t>
+      </w:r>
+      <w:r>
+        <w:br/>
+      </w:r>
+      <w:r>
+        <w:br/>
+        <w:t xml:space="preserve">      - name: Update kubeconfig</w:t>
+      </w:r>
+      <w:r>
+        <w:br/>
+        <w:t xml:space="preserve">        run: |</w:t>
+      </w:r>
+      <w:r>
+        <w:br/>
+        <w:t xml:space="preserve">          aws eks update-kubeconfig --region us-east-1 --name mani-eks-cluster</w:t>
+      </w:r>
+      <w:r>
+        <w:br/>
+      </w:r>
+      <w:r>
+        <w:br/>
+        <w:t xml:space="preserve">      - name: Deploy to EKS</w:t>
+      </w:r>
+      <w:r>
+        <w:br/>
+        <w:t xml:space="preserve">        run: |</w:t>
+      </w:r>
+      <w:r>
+        <w:br/>
+        <w:t xml:space="preserve">          kubectl apply -f deployment.yml</w:t>
+      </w:r>
+      <w:r>
+        <w:br/>
+        <w:t xml:space="preserve">          kubectl apply -f service.yml</w:t>
+      </w:r>
+    </w:p>
+    <w:p>
+      <w:r>
+        <w:pict w14:anchorId="02D92ECA">
+          <v:rect id="_x0000_i1082" style="width:0;height:1.5pt" o:hralign="center" o:hrstd="t" o:hr="t" fillcolor="#a0a0a0" stroked="f"/>
+        </w:pict>
+      </w:r>
+    </w:p>
+    <w:p>
+      <w:pPr>
+        <w:rPr>
+          <w:b/>
+          <w:bCs/>
+        </w:rPr>
+      </w:pPr>
+      <w:r>
+        <w:rPr>
+          <w:rFonts w:ascii="Segoe UI Emoji" w:hAnsi="Segoe UI Emoji" w:cs="Segoe UI Emoji"/>
+          <w:b/>
+          <w:bCs/>
+        </w:rPr>
+        <w:t>🧭</w:t>
+      </w:r>
+      <w:r>
+        <w:rPr>
+          <w:b/>
+          <w:bCs/>
+        </w:rPr>
+        <w:t xml:space="preserve"> STEP 8.4 — UPDATE deployment.yml</w:t>
+      </w:r>
+    </w:p>
+    <w:p>
+      <w:r>
+        <w:rPr>
+          <w:rFonts w:ascii="Segoe UI Emoji" w:hAnsi="Segoe UI Emoji" w:cs="Segoe UI Emoji"/>
+        </w:rPr>
+        <w:t>👉</w:t>
+      </w:r>
+      <w:r>
+        <w:t xml:space="preserve"> Replace image with your ECR:</w:t>
+      </w:r>
+    </w:p>
+    <w:p>
+      <w:r>
+        <w:t>image: &lt;your-account</w:t>
+      </w:r>
+      <w:proofErr w:type="gramStart"/>
+      <w:r>
+        <w:t>&gt;.dkr.ecr.us-east-1.amazonaws.com</w:t>
+      </w:r>
+      <w:proofErr w:type="gramEnd"/>
+      <w:r>
+        <w:t>/mani-devops-</w:t>
+      </w:r>
+      <w:proofErr w:type="gramStart"/>
+      <w:r>
+        <w:t>app:latest</w:t>
+      </w:r>
+      <w:proofErr w:type="gramEnd"/>
+    </w:p>
+    <w:p>
+      <w:r>
+        <w:pict w14:anchorId="60E49D53">
+          <v:rect id="_x0000_i1083" style="width:0;height:1.5pt" o:hralign="center" o:hrstd="t" o:hr="t" fillcolor="#a0a0a0" stroked="f"/>
+        </w:pict>
+      </w:r>
+    </w:p>
+    <w:p>
+      <w:pPr>
+        <w:rPr>
+          <w:b/>
+          <w:bCs/>
+        </w:rPr>
+      </w:pPr>
+      <w:r>
+        <w:rPr>
+          <w:rFonts w:ascii="Segoe UI Emoji" w:hAnsi="Segoe UI Emoji" w:cs="Segoe UI Emoji"/>
+          <w:b/>
+          <w:bCs/>
+        </w:rPr>
+        <w:t>🧭</w:t>
+      </w:r>
+      <w:r>
+        <w:rPr>
+          <w:b/>
+          <w:bCs/>
+        </w:rPr>
+        <w:t xml:space="preserve"> STEP 8.5 — PUSH WORKFLOW</w:t>
+      </w:r>
+    </w:p>
+    <w:p>
+      <w:r>
+        <w:t xml:space="preserve">git </w:t>
+      </w:r>
+      <w:proofErr w:type="gramStart"/>
+      <w:r>
+        <w:t>add .</w:t>
+      </w:r>
+      <w:proofErr w:type="gramEnd"/>
+      <w:r>
+        <w:br/>
+        <w:t>git commit -m "added deploy workflow"</w:t>
+      </w:r>
+      <w:r>
+        <w:br/>
+        <w:t>git push</w:t>
+      </w:r>
+    </w:p>
+    <w:p>
+      <w:r>
+        <w:pict w14:anchorId="3D745DDC">
+          <v:rect id="_x0000_i1084" style="width:0;height:1.5pt" o:hralign="center" o:hrstd="t" o:hr="t" fillcolor="#a0a0a0" stroked="f"/>
+        </w:pict>
+      </w:r>
+    </w:p>
+    <w:p>
+      <w:pPr>
+        <w:rPr>
+          <w:b/>
+          <w:bCs/>
+        </w:rPr>
+      </w:pPr>
+      <w:r>
+        <w:rPr>
+          <w:rFonts w:ascii="Segoe UI Emoji" w:hAnsi="Segoe UI Emoji" w:cs="Segoe UI Emoji"/>
+          <w:b/>
+          <w:bCs/>
+        </w:rPr>
+        <w:t>🧭</w:t>
+      </w:r>
+      <w:r>
+        <w:rPr>
+          <w:b/>
+          <w:bCs/>
+        </w:rPr>
+        <w:t xml:space="preserve"> STEP 8.6 — RUN WORKFLOW</w:t>
+      </w:r>
+    </w:p>
+    <w:p>
+      <w:r>
+        <w:t>Go to:</w:t>
+      </w:r>
+    </w:p>
+    <w:p>
+      <w:r>
+        <w:rPr>
+          <w:rFonts w:ascii="Segoe UI Emoji" w:hAnsi="Segoe UI Emoji" w:cs="Segoe UI Emoji"/>
+        </w:rPr>
+        <w:t>👉</w:t>
+      </w:r>
+      <w:r>
+        <w:t xml:space="preserve"> GitHub → Actions → Deploy to EKS</w:t>
+      </w:r>
+      <w:r>
+        <w:br/>
+      </w:r>
+      <w:r>
+        <w:rPr>
+          <w:rFonts w:ascii="Segoe UI Emoji" w:hAnsi="Segoe UI Emoji" w:cs="Segoe UI Emoji"/>
+        </w:rPr>
+        <w:t>👉</w:t>
+      </w:r>
+      <w:r>
+        <w:t xml:space="preserve"> Click </w:t>
+      </w:r>
+      <w:r>
+        <w:rPr>
+          <w:b/>
+          <w:bCs/>
+        </w:rPr>
+        <w:t>Run workflow</w:t>
+      </w:r>
+    </w:p>
+    <w:p>
+      <w:r>
+        <w:pict w14:anchorId="34419032">
+          <v:rect id="_x0000_i1085" style="width:0;height:1.5pt" o:hralign="center" o:hrstd="t" o:hr="t" fillcolor="#a0a0a0" stroked="f"/>
+        </w:pict>
+      </w:r>
+    </w:p>
+    <w:p>
+      <w:pPr>
+        <w:rPr>
+          <w:b/>
+          <w:bCs/>
+        </w:rPr>
+      </w:pPr>
+      <w:r>
+        <w:rPr>
+          <w:rFonts w:ascii="Segoe UI Emoji" w:hAnsi="Segoe UI Emoji" w:cs="Segoe UI Emoji"/>
+          <w:b/>
+          <w:bCs/>
+        </w:rPr>
+        <w:t>🚀</w:t>
+      </w:r>
+      <w:r>
+        <w:rPr>
+          <w:b/>
+          <w:bCs/>
+        </w:rPr>
+        <w:t xml:space="preserve"> WHAT WILL HAPPEN</w:t>
+      </w:r>
+    </w:p>
+    <w:p>
+      <w:r>
+        <w:lastRenderedPageBreak/>
+        <w:t>GitHub →</w:t>
+      </w:r>
+      <w:r>
+        <w:br/>
+        <w:t>AWS Login →</w:t>
+      </w:r>
+      <w:r>
+        <w:br/>
+        <w:t>kubectl connect →</w:t>
+      </w:r>
+      <w:r>
+        <w:br/>
+        <w:t>Apply deployment →</w:t>
+      </w:r>
+      <w:r>
+        <w:br/>
+        <w:t>Apply service →</w:t>
+      </w:r>
+      <w:r>
+        <w:br/>
+        <w:t>Pods created →</w:t>
+      </w:r>
+      <w:r>
+        <w:br/>
+        <w:t>LoadBalancer created</w:t>
+      </w:r>
+    </w:p>
+    <w:p>
+      <w:r>
+        <w:pict w14:anchorId="5245AEBF">
+          <v:rect id="_x0000_i1086" style="width:0;height:1.5pt" o:hralign="center" o:hrstd="t" o:hr="t" fillcolor="#a0a0a0" stroked="f"/>
+        </w:pict>
+      </w:r>
+    </w:p>
+    <w:p>
+      <w:pPr>
+        <w:rPr>
+          <w:b/>
+          <w:bCs/>
+        </w:rPr>
+      </w:pPr>
+      <w:r>
+        <w:rPr>
+          <w:rFonts w:ascii="Segoe UI Emoji" w:hAnsi="Segoe UI Emoji" w:cs="Segoe UI Emoji"/>
+          <w:b/>
+          <w:bCs/>
+        </w:rPr>
+        <w:t>🔥</w:t>
+      </w:r>
+      <w:r>
+        <w:rPr>
+          <w:b/>
+          <w:bCs/>
+        </w:rPr>
+        <w:t xml:space="preserve"> BONUS (Important upgrade)</w:t>
+      </w:r>
+    </w:p>
+    <w:p>
+      <w:r>
+        <w:t>Later you can improve:</w:t>
+      </w:r>
+    </w:p>
+    <w:p>
+      <w:r>
+        <w:t>Instead of kubectl apply →</w:t>
+      </w:r>
+      <w:r>
+        <w:br/>
+        <w:t>kubectl set image deployment/mani-app mani-app=&lt;new-image&gt;</w:t>
+      </w:r>
+    </w:p>
+    <w:p>
+      <w:r>
+        <w:rPr>
+          <w:rFonts w:ascii="Segoe UI Emoji" w:hAnsi="Segoe UI Emoji" w:cs="Segoe UI Emoji"/>
+        </w:rPr>
+        <w:t>👉</w:t>
+      </w:r>
+      <w:r>
+        <w:t xml:space="preserve"> This avoids redeploy every time</w:t>
+      </w:r>
+    </w:p>
+    <w:p>
+      <w:r>
+        <w:pict w14:anchorId="564DB465">
+          <v:rect id="_x0000_i1087" style="width:0;height:1.5pt" o:hralign="center" o:hrstd="t" o:hr="t" fillcolor="#a0a0a0" stroked="f"/>
+        </w:pict>
+      </w:r>
+    </w:p>
+    <w:p>
+      <w:pPr>
+        <w:rPr>
+          <w:b/>
+          <w:bCs/>
+        </w:rPr>
+      </w:pPr>
+      <w:r>
+        <w:rPr>
+          <w:rFonts w:ascii="Segoe UI Emoji" w:hAnsi="Segoe UI Emoji" w:cs="Segoe UI Emoji"/>
+          <w:b/>
+          <w:bCs/>
+        </w:rPr>
+        <w:t>🧠</w:t>
+      </w:r>
+      <w:r>
+        <w:rPr>
+          <w:b/>
+          <w:bCs/>
+        </w:rPr>
+        <w:t xml:space="preserve"> FINAL ARCHITECTURE (NOW COMPLETE)</w:t>
+      </w:r>
+    </w:p>
+    <w:p>
+      <w:r>
+        <w:t>Flow 1 → Build → Push to ECR</w:t>
+      </w:r>
+      <w:r>
+        <w:br/>
+        <w:t>Flow 2 → Deploy → EKS → Pods → LB</w:t>
+      </w:r>
+      <w:r>
+        <w:br/>
+        <w:t xml:space="preserve">                         ↑</w:t>
+      </w:r>
+      <w:r>
+        <w:br/>
+        <w:t xml:space="preserve">                        ASG</w:t>
+      </w:r>
+    </w:p>
+    <w:p>
+      <w:r>
+        <w:pict w14:anchorId="7E0E6CD1">
+          <v:rect id="_x0000_i1088" style="width:0;height:1.5pt" o:hralign="center" o:hrstd="t" o:hr="t" fillcolor="#a0a0a0" stroked="f"/>
+        </w:pict>
+      </w:r>
+    </w:p>
+    <w:p>
+      <w:pPr>
+        <w:rPr>
+          <w:b/>
+          <w:bCs/>
+        </w:rPr>
+      </w:pPr>
+      <w:r>
+        <w:rPr>
+          <w:rFonts w:ascii="Segoe UI Emoji" w:hAnsi="Segoe UI Emoji" w:cs="Segoe UI Emoji"/>
+          <w:b/>
+          <w:bCs/>
+        </w:rPr>
+        <w:t>🎯</w:t>
+      </w:r>
+      <w:r>
+        <w:rPr>
+          <w:b/>
+          <w:bCs/>
+        </w:rPr>
+        <w:t xml:space="preserve"> What you achieved</w:t>
+      </w:r>
+    </w:p>
+    <w:p>
+      <w:r>
+        <w:rPr>
+          <w:rFonts w:ascii="Segoe UI Symbol" w:hAnsi="Segoe UI Symbol" w:cs="Segoe UI Symbol"/>
+        </w:rPr>
+        <w:t>✔</w:t>
+      </w:r>
+      <w:r>
+        <w:t xml:space="preserve"> CI/CD pipeline</w:t>
+      </w:r>
+      <w:r>
+        <w:br/>
+      </w:r>
+      <w:r>
+        <w:rPr>
+          <w:rFonts w:ascii="Segoe UI Symbol" w:hAnsi="Segoe UI Symbol" w:cs="Segoe UI Symbol"/>
+        </w:rPr>
+        <w:t>✔</w:t>
+      </w:r>
+      <w:r>
+        <w:t xml:space="preserve"> Docker automation</w:t>
+      </w:r>
+      <w:r>
+        <w:br/>
+      </w:r>
+      <w:r>
+        <w:rPr>
+          <w:rFonts w:ascii="Segoe UI Symbol" w:hAnsi="Segoe UI Symbol" w:cs="Segoe UI Symbol"/>
+        </w:rPr>
+        <w:t>✔</w:t>
+      </w:r>
+      <w:r>
+        <w:t xml:space="preserve"> ECR integration</w:t>
+      </w:r>
+      <w:r>
+        <w:br/>
+      </w:r>
+      <w:r>
+        <w:rPr>
+          <w:rFonts w:ascii="Segoe UI Symbol" w:hAnsi="Segoe UI Symbol" w:cs="Segoe UI Symbol"/>
+        </w:rPr>
+        <w:t>✔</w:t>
+      </w:r>
+      <w:r>
+        <w:t xml:space="preserve"> Kubernetes deployment</w:t>
+      </w:r>
+      <w:r>
+        <w:br/>
+      </w:r>
+      <w:r>
+        <w:rPr>
+          <w:rFonts w:ascii="Segoe UI Symbol" w:hAnsi="Segoe UI Symbol" w:cs="Segoe UI Symbol"/>
+        </w:rPr>
+        <w:t>✔</w:t>
+      </w:r>
+      <w:r>
+        <w:t xml:space="preserve"> Infra + App separation</w:t>
+      </w:r>
+    </w:p>
+    <w:p>
+      <w:r>
+        <w:rPr>
+          <w:rFonts w:ascii="Segoe UI Emoji" w:hAnsi="Segoe UI Emoji" w:cs="Segoe UI Emoji"/>
+        </w:rPr>
+        <w:t>👉</w:t>
+      </w:r>
+      <w:r>
+        <w:t xml:space="preserve"> This is </w:t>
+      </w:r>
+      <w:r>
+        <w:rPr>
+          <w:b/>
+          <w:bCs/>
+        </w:rPr>
+        <w:t>real DevOps project level</w:t>
+      </w:r>
+    </w:p>
+    <w:p>
+      <w:r>
+        <w:pict w14:anchorId="0A717DDF">
+          <v:rect id="_x0000_i1089" style="width:0;height:1.5pt" o:hralign="center" o:hrstd="t" o:hr="t" fillcolor="#a0a0a0" stroked="f"/>
+        </w:pict>
+      </w:r>
+    </w:p>
     <w:sectPr>
-      <w:headerReference w:type="default" r:id="rId22"/>
+      <w:headerReference w:type="default" r:id="rId34"/>
       <w:pgSz w:w="11906" w:h="16838"/>
       <w:pgMar w:top="1440" w:right="1440" w:bottom="1440" w:left="1440" w:header="708" w:footer="708" w:gutter="0"/>
       <w:cols w:space="708"/>
@@ -2793,9 +5546,9 @@
     </w:lvl>
   </w:abstractNum>
   <w:abstractNum w:abstractNumId="1" w15:restartNumberingAfterBreak="0">
-    <w:nsid w:val="78372048"/>
+    <w:nsid w:val="4FD55CF0"/>
     <w:multiLevelType w:val="multilevel"/>
-    <w:tmpl w:val="58B0E17A"/>
+    <w:tmpl w:val="356A6F70"/>
     <w:lvl w:ilvl="0">
       <w:start w:val="1"/>
       <w:numFmt w:val="bullet"/>
@@ -2942,9 +5695,9 @@
     </w:lvl>
   </w:abstractNum>
   <w:abstractNum w:abstractNumId="2" w15:restartNumberingAfterBreak="0">
-    <w:nsid w:val="7B1642E5"/>
+    <w:nsid w:val="78372048"/>
     <w:multiLevelType w:val="multilevel"/>
-    <w:tmpl w:val="19D6660E"/>
+    <w:tmpl w:val="58B0E17A"/>
     <w:lvl w:ilvl="0">
       <w:start w:val="1"/>
       <w:numFmt w:val="bullet"/>
@@ -3090,14 +5843,166 @@
       </w:rPr>
     </w:lvl>
   </w:abstractNum>
+  <w:abstractNum w:abstractNumId="3" w15:restartNumberingAfterBreak="0">
+    <w:nsid w:val="7B1642E5"/>
+    <w:multiLevelType w:val="multilevel"/>
+    <w:tmpl w:val="19D6660E"/>
+    <w:lvl w:ilvl="0">
+      <w:start w:val="1"/>
+      <w:numFmt w:val="bullet"/>
+      <w:lvlText w:val=""/>
+      <w:lvlJc w:val="left"/>
+      <w:pPr>
+        <w:tabs>
+          <w:tab w:val="num" w:pos="720"/>
+        </w:tabs>
+        <w:ind w:left="720" w:hanging="360"/>
+      </w:pPr>
+      <w:rPr>
+        <w:rFonts w:ascii="Symbol" w:hAnsi="Symbol" w:hint="default"/>
+        <w:sz w:val="20"/>
+      </w:rPr>
+    </w:lvl>
+    <w:lvl w:ilvl="1" w:tentative="1">
+      <w:start w:val="1"/>
+      <w:numFmt w:val="bullet"/>
+      <w:lvlText w:val="o"/>
+      <w:lvlJc w:val="left"/>
+      <w:pPr>
+        <w:tabs>
+          <w:tab w:val="num" w:pos="1440"/>
+        </w:tabs>
+        <w:ind w:left="1440" w:hanging="360"/>
+      </w:pPr>
+      <w:rPr>
+        <w:rFonts w:ascii="Courier New" w:hAnsi="Courier New" w:hint="default"/>
+        <w:sz w:val="20"/>
+      </w:rPr>
+    </w:lvl>
+    <w:lvl w:ilvl="2" w:tentative="1">
+      <w:start w:val="1"/>
+      <w:numFmt w:val="bullet"/>
+      <w:lvlText w:val=""/>
+      <w:lvlJc w:val="left"/>
+      <w:pPr>
+        <w:tabs>
+          <w:tab w:val="num" w:pos="2160"/>
+        </w:tabs>
+        <w:ind w:left="2160" w:hanging="360"/>
+      </w:pPr>
+      <w:rPr>
+        <w:rFonts w:ascii="Wingdings" w:hAnsi="Wingdings" w:hint="default"/>
+        <w:sz w:val="20"/>
+      </w:rPr>
+    </w:lvl>
+    <w:lvl w:ilvl="3" w:tentative="1">
+      <w:start w:val="1"/>
+      <w:numFmt w:val="bullet"/>
+      <w:lvlText w:val=""/>
+      <w:lvlJc w:val="left"/>
+      <w:pPr>
+        <w:tabs>
+          <w:tab w:val="num" w:pos="2880"/>
+        </w:tabs>
+        <w:ind w:left="2880" w:hanging="360"/>
+      </w:pPr>
+      <w:rPr>
+        <w:rFonts w:ascii="Wingdings" w:hAnsi="Wingdings" w:hint="default"/>
+        <w:sz w:val="20"/>
+      </w:rPr>
+    </w:lvl>
+    <w:lvl w:ilvl="4" w:tentative="1">
+      <w:start w:val="1"/>
+      <w:numFmt w:val="bullet"/>
+      <w:lvlText w:val=""/>
+      <w:lvlJc w:val="left"/>
+      <w:pPr>
+        <w:tabs>
+          <w:tab w:val="num" w:pos="3600"/>
+        </w:tabs>
+        <w:ind w:left="3600" w:hanging="360"/>
+      </w:pPr>
+      <w:rPr>
+        <w:rFonts w:ascii="Wingdings" w:hAnsi="Wingdings" w:hint="default"/>
+        <w:sz w:val="20"/>
+      </w:rPr>
+    </w:lvl>
+    <w:lvl w:ilvl="5" w:tentative="1">
+      <w:start w:val="1"/>
+      <w:numFmt w:val="bullet"/>
+      <w:lvlText w:val=""/>
+      <w:lvlJc w:val="left"/>
+      <w:pPr>
+        <w:tabs>
+          <w:tab w:val="num" w:pos="4320"/>
+        </w:tabs>
+        <w:ind w:left="4320" w:hanging="360"/>
+      </w:pPr>
+      <w:rPr>
+        <w:rFonts w:ascii="Wingdings" w:hAnsi="Wingdings" w:hint="default"/>
+        <w:sz w:val="20"/>
+      </w:rPr>
+    </w:lvl>
+    <w:lvl w:ilvl="6" w:tentative="1">
+      <w:start w:val="1"/>
+      <w:numFmt w:val="bullet"/>
+      <w:lvlText w:val=""/>
+      <w:lvlJc w:val="left"/>
+      <w:pPr>
+        <w:tabs>
+          <w:tab w:val="num" w:pos="5040"/>
+        </w:tabs>
+        <w:ind w:left="5040" w:hanging="360"/>
+      </w:pPr>
+      <w:rPr>
+        <w:rFonts w:ascii="Wingdings" w:hAnsi="Wingdings" w:hint="default"/>
+        <w:sz w:val="20"/>
+      </w:rPr>
+    </w:lvl>
+    <w:lvl w:ilvl="7" w:tentative="1">
+      <w:start w:val="1"/>
+      <w:numFmt w:val="bullet"/>
+      <w:lvlText w:val=""/>
+      <w:lvlJc w:val="left"/>
+      <w:pPr>
+        <w:tabs>
+          <w:tab w:val="num" w:pos="5760"/>
+        </w:tabs>
+        <w:ind w:left="5760" w:hanging="360"/>
+      </w:pPr>
+      <w:rPr>
+        <w:rFonts w:ascii="Wingdings" w:hAnsi="Wingdings" w:hint="default"/>
+        <w:sz w:val="20"/>
+      </w:rPr>
+    </w:lvl>
+    <w:lvl w:ilvl="8" w:tentative="1">
+      <w:start w:val="1"/>
+      <w:numFmt w:val="bullet"/>
+      <w:lvlText w:val=""/>
+      <w:lvlJc w:val="left"/>
+      <w:pPr>
+        <w:tabs>
+          <w:tab w:val="num" w:pos="6480"/>
+        </w:tabs>
+        <w:ind w:left="6480" w:hanging="360"/>
+      </w:pPr>
+      <w:rPr>
+        <w:rFonts w:ascii="Wingdings" w:hAnsi="Wingdings" w:hint="default"/>
+        <w:sz w:val="20"/>
+      </w:rPr>
+    </w:lvl>
+  </w:abstractNum>
   <w:num w:numId="1" w16cid:durableId="1134756313">
-    <w:abstractNumId w:val="1"/>
+    <w:abstractNumId w:val="2"/>
   </w:num>
   <w:num w:numId="2" w16cid:durableId="1635016855">
-    <w:abstractNumId w:val="2"/>
+    <w:abstractNumId w:val="3"/>
   </w:num>
   <w:num w:numId="3" w16cid:durableId="1199244753">
     <w:abstractNumId w:val="0"/>
+  </w:num>
+  <w:num w:numId="4" w16cid:durableId="1292832548">
+    <w:abstractNumId w:val="1"/>
   </w:num>
 </w:numbering>
 </file>
@@ -3502,6 +6407,7 @@
   <w:style w:type="paragraph" w:default="1" w:styleId="Normal">
     <w:name w:val="Normal"/>
     <w:qFormat/>
+    <w:rsid w:val="00C46E85"/>
   </w:style>
   <w:style w:type="paragraph" w:styleId="Heading1">
     <w:name w:val="heading 1"/>
@@ -3705,6 +6611,7 @@
   <w:style w:type="character" w:default="1" w:styleId="DefaultParagraphFont">
     <w:name w:val="Default Paragraph Font"/>
     <w:uiPriority w:val="1"/>
+    <w:semiHidden/>
     <w:unhideWhenUsed/>
   </w:style>
   <w:style w:type="table" w:default="1" w:styleId="TableNormal">
